--- a/Files/06 - Yom Tov/19 - Purim/5784/Purim 5784.docx
+++ b/Files/06 - Yom Tov/19 - Purim/5784/Purim 5784.docx
@@ -38,7 +38,7 @@
         <w:rPr>
           <w:rFonts w:ascii="Times New Roman" w:hAnsi="Times New Roman" w:cs="Times New Roman"/>
         </w:rPr>
-        <w:t xml:space="preserve">m going to read you a very long essay about </w:t>
+        <w:t xml:space="preserve">m going to read you a long essay about </w:t>
       </w:r>
       <w:r>
         <w:rPr>
@@ -90,21 +90,7 @@
         <w:rPr>
           <w:rFonts w:ascii="Times New Roman" w:hAnsi="Times New Roman" w:cs="Times New Roman"/>
         </w:rPr>
-        <w:t xml:space="preserve"> or a </w:t>
-      </w:r>
-      <w:proofErr w:type="gramStart"/>
-      <w:r>
-        <w:rPr>
-          <w:rFonts w:ascii="Times New Roman" w:hAnsi="Times New Roman" w:cs="Times New Roman"/>
-        </w:rPr>
-        <w:t>word, that</w:t>
-      </w:r>
-      <w:proofErr w:type="gramEnd"/>
-      <w:r>
-        <w:rPr>
-          <w:rFonts w:ascii="Times New Roman" w:hAnsi="Times New Roman" w:cs="Times New Roman"/>
-        </w:rPr>
-        <w:t xml:space="preserve"> marks the exact point of </w:t>
+        <w:t xml:space="preserve"> or a word, that marks the exact point of </w:t>
       </w:r>
       <w:r>
         <w:rPr>
@@ -150,19 +136,7 @@
         <w:rPr>
           <w:rFonts w:ascii="Times New Roman" w:hAnsi="Times New Roman" w:cs="Times New Roman"/>
         </w:rPr>
-        <w:t xml:space="preserve"> story?</w:t>
-      </w:r>
-      <w:r>
-        <w:rPr>
-          <w:rFonts w:ascii="Times New Roman" w:hAnsi="Times New Roman" w:cs="Times New Roman"/>
-        </w:rPr>
-        <w:t xml:space="preserve"> </w:t>
-      </w:r>
-      <w:r>
-        <w:rPr>
-          <w:rFonts w:ascii="Times New Roman" w:hAnsi="Times New Roman" w:cs="Times New Roman"/>
-        </w:rPr>
-        <w:t xml:space="preserve">Now, you might say that the </w:t>
+        <w:t xml:space="preserve"> story? Now, you might say that the </w:t>
       </w:r>
       <w:r>
         <w:rPr>
@@ -229,31 +203,19 @@
         <w:rPr>
           <w:rFonts w:ascii="Times New Roman" w:hAnsi="Times New Roman" w:cs="Times New Roman"/>
         </w:rPr>
-        <w:t xml:space="preserve"> take place?</w:t>
-      </w:r>
-      <w:r>
-        <w:rPr>
-          <w:rFonts w:ascii="Times New Roman" w:hAnsi="Times New Roman" w:cs="Times New Roman"/>
-        </w:rPr>
-        <w:t xml:space="preserve"> </w:t>
-      </w:r>
-      <w:r>
-        <w:rPr>
-          <w:rFonts w:ascii="Times New Roman" w:hAnsi="Times New Roman" w:cs="Times New Roman"/>
-        </w:rPr>
-        <w:t>Be patient with me</w:t>
-      </w:r>
-      <w:r>
-        <w:rPr>
-          <w:rFonts w:ascii="Times New Roman" w:hAnsi="Times New Roman" w:cs="Times New Roman"/>
-        </w:rPr>
-        <w:t xml:space="preserve"> - </w:t>
-      </w:r>
-      <w:r>
-        <w:rPr>
-          <w:rFonts w:ascii="Times New Roman" w:hAnsi="Times New Roman" w:cs="Times New Roman"/>
-        </w:rPr>
-        <w:t>this is long, but it is worthwhile, and the end makes it all worthwhile.</w:t>
+        <w:t xml:space="preserve"> take place? Be patient with me - this is long, </w:t>
+      </w:r>
+      <w:r>
+        <w:rPr>
+          <w:rFonts w:ascii="Times New Roman" w:hAnsi="Times New Roman" w:cs="Times New Roman"/>
+        </w:rPr>
+        <w:t xml:space="preserve">but </w:t>
+      </w:r>
+      <w:r>
+        <w:rPr>
+          <w:rFonts w:ascii="Times New Roman" w:hAnsi="Times New Roman" w:cs="Times New Roman"/>
+        </w:rPr>
+        <w:t>the end makes it all worthwhile.</w:t>
       </w:r>
     </w:p>
     <w:p>
@@ -293,7 +255,19 @@
         <w:rPr>
           <w:rFonts w:ascii="Times New Roman" w:hAnsi="Times New Roman" w:cs="Times New Roman"/>
         </w:rPr>
-        <w:t xml:space="preserve"> and their other enemies, but he completely reversed the situation, so the Jews switched from being subservient to their enemies to being their overlords. What</w:t>
+        <w:t xml:space="preserve"> and their other enemies, but </w:t>
+      </w:r>
+      <w:r>
+        <w:rPr>
+          <w:rFonts w:ascii="Times New Roman" w:hAnsi="Times New Roman" w:cs="Times New Roman"/>
+        </w:rPr>
+        <w:t>H</w:t>
+      </w:r>
+      <w:r>
+        <w:rPr>
+          <w:rFonts w:ascii="Times New Roman" w:hAnsi="Times New Roman" w:cs="Times New Roman"/>
+        </w:rPr>
+        <w:t>e completely reversed the situation, so the Jews switched from being subservient to their enemies to being their overlords. What</w:t>
       </w:r>
       <w:r>
         <w:rPr>
@@ -375,7 +349,19 @@
         <w:rPr>
           <w:rFonts w:ascii="Times New Roman" w:hAnsi="Times New Roman" w:cs="Times New Roman"/>
         </w:rPr>
-        <w:t xml:space="preserve"> frequently is even exactly the same. Here are a few examples that he brings down. Each one of them is worth hearing. Number one</w:t>
+        <w:t xml:space="preserve"> frequently is even exactly the same. Here are a few examples</w:t>
+      </w:r>
+      <w:r>
+        <w:rPr>
+          <w:rFonts w:ascii="Times New Roman" w:hAnsi="Times New Roman" w:cs="Times New Roman"/>
+        </w:rPr>
+        <w:t>.</w:t>
+      </w:r>
+      <w:r>
+        <w:rPr>
+          <w:rFonts w:ascii="Times New Roman" w:hAnsi="Times New Roman" w:cs="Times New Roman"/>
+        </w:rPr>
+        <w:t xml:space="preserve"> Number one</w:t>
       </w:r>
       <w:r>
         <w:rPr>
@@ -1613,35 +1599,7 @@
         <w:rPr>
           <w:rFonts w:ascii="Times New Roman" w:hAnsi="Times New Roman" w:cs="Times New Roman"/>
         </w:rPr>
-        <w:t xml:space="preserve"> </w:t>
-      </w:r>
-      <w:proofErr w:type="spellStart"/>
-      <w:r>
-        <w:rPr>
-          <w:rFonts w:ascii="Times New Roman" w:hAnsi="Times New Roman" w:cs="Times New Roman"/>
-        </w:rPr>
-        <w:t>Mordechai</w:t>
-      </w:r>
-      <w:proofErr w:type="spellEnd"/>
-      <w:r>
-        <w:rPr>
-          <w:rFonts w:ascii="Times New Roman" w:hAnsi="Times New Roman" w:cs="Times New Roman"/>
-        </w:rPr>
-        <w:t xml:space="preserve"> </w:t>
-      </w:r>
-      <w:proofErr w:type="spellStart"/>
-      <w:r>
-        <w:rPr>
-          <w:rFonts w:ascii="Times New Roman" w:hAnsi="Times New Roman" w:cs="Times New Roman"/>
-        </w:rPr>
-        <w:t>Sabato</w:t>
-      </w:r>
-      <w:proofErr w:type="spellEnd"/>
-      <w:r>
-        <w:rPr>
-          <w:rFonts w:ascii="Times New Roman" w:hAnsi="Times New Roman" w:cs="Times New Roman"/>
-        </w:rPr>
-        <w:t xml:space="preserve"> </w:t>
+        <w:t xml:space="preserve"> Mordechai Sabato </w:t>
       </w:r>
       <w:r>
         <w:rPr>
@@ -1775,13 +1733,13 @@
         <w:rPr>
           <w:rFonts w:ascii="Times New Roman" w:hAnsi="Times New Roman" w:cs="Times New Roman"/>
         </w:rPr>
-        <w:t xml:space="preserve">s horse through the streets. Based on this, he explains that that point is </w:t>
-      </w:r>
-      <w:r>
-        <w:rPr>
-          <w:rFonts w:ascii="Times New Roman" w:hAnsi="Times New Roman" w:cs="Times New Roman"/>
-        </w:rPr>
-        <w:t>when</w:t>
+        <w:t xml:space="preserve">s horse through the streets. </w:t>
+      </w:r>
+      <w:r>
+        <w:rPr>
+          <w:rFonts w:ascii="Times New Roman" w:hAnsi="Times New Roman" w:cs="Times New Roman"/>
+        </w:rPr>
+        <w:t>Based on this, he explains that this is when</w:t>
       </w:r>
       <w:r>
         <w:rPr>
@@ -1826,7 +1784,7 @@
         <w:rPr>
           <w:rFonts w:ascii="Times New Roman" w:hAnsi="Times New Roman" w:cs="Times New Roman"/>
         </w:rPr>
-        <w:t xml:space="preserve"> on this idea, it can be suggested that even within the story of the parade, we can focus it down even better, even further. The two sides of the </w:t>
+        <w:t xml:space="preserve"> on this idea, it can be suggested that even within the story of the parade, we can focus it down even further. The two sides of </w:t>
       </w:r>
       <w:r>
         <w:rPr>
@@ -2571,10 +2529,9 @@
       </w:r>
       <w:r>
         <w:rPr>
-          <w:rFonts w:ascii="Times New Roman" w:hAnsi="Times New Roman" w:cs="Times New Roman" w:hint="cs"/>
-          <w:rtl/>
-        </w:rPr>
-        <w:t>דיקט</w:t>
+          <w:rFonts w:ascii="Times New Roman" w:hAnsi="Times New Roman" w:cs="Times New Roman"/>
+        </w:rPr>
+        <w:t>detail</w:t>
       </w:r>
       <w:r>
         <w:rPr>
@@ -2612,29 +2569,14 @@
         <w:rPr>
           <w:rFonts w:ascii="Times New Roman" w:hAnsi="Times New Roman" w:cs="Times New Roman"/>
         </w:rPr>
-        <w:t xml:space="preserve"> (6:11</w:t>
-      </w:r>
-      <w:proofErr w:type="gramStart"/>
-      <w:r>
-        <w:rPr>
-          <w:rFonts w:ascii="Times New Roman" w:hAnsi="Times New Roman" w:cs="Times New Roman"/>
-        </w:rPr>
-        <w:t>)</w:t>
-      </w:r>
-      <w:r>
-        <w:rPr>
-          <w:rFonts w:ascii="Times New Roman" w:hAnsi="Times New Roman" w:cs="Times New Roman" w:hint="cs"/>
-          <w:rtl/>
-        </w:rPr>
-        <w:t>ו</w:t>
-      </w:r>
-      <w:proofErr w:type="gramEnd"/>
-      <w:r>
-        <w:rPr>
-          <w:rFonts w:ascii="Times New Roman" w:hAnsi="Times New Roman" w:cs="Times New Roman" w:hint="cs"/>
-          <w:rtl/>
-        </w:rPr>
-        <w:t>ַיִּקַּח</w:t>
+        <w:t xml:space="preserve"> (6:11)</w:t>
+      </w:r>
+      <w:r>
+        <w:rPr>
+          <w:rFonts w:ascii="Times New Roman" w:hAnsi="Times New Roman" w:cs="Times New Roman" w:hint="cs"/>
+          <w:rtl/>
+        </w:rPr>
+        <w:t>וַיִּקַּח</w:t>
       </w:r>
       <w:r>
         <w:rPr>
@@ -2884,7 +2826,19 @@
         <w:rPr>
           <w:rFonts w:ascii="Times New Roman" w:hAnsi="Times New Roman" w:cs="Times New Roman"/>
         </w:rPr>
-        <w:t xml:space="preserve"> In the middle of these </w:t>
+        <w:t xml:space="preserve"> In the middle of these</w:t>
+      </w:r>
+      <w:r>
+        <w:rPr>
+          <w:rFonts w:ascii="Times New Roman" w:hAnsi="Times New Roman" w:cs="Times New Roman"/>
+        </w:rPr>
+        <w:t xml:space="preserve"> two</w:t>
+      </w:r>
+      <w:r>
+        <w:rPr>
+          <w:rFonts w:ascii="Times New Roman" w:hAnsi="Times New Roman" w:cs="Times New Roman"/>
+        </w:rPr>
+        <w:t xml:space="preserve"> </w:t>
       </w:r>
       <w:r>
         <w:rPr>
@@ -2897,35 +2851,7 @@
         <w:rPr>
           <w:rFonts w:ascii="Times New Roman" w:hAnsi="Times New Roman" w:cs="Times New Roman"/>
         </w:rPr>
-        <w:t xml:space="preserve">, which is </w:t>
-      </w:r>
-      <w:r>
-        <w:rPr>
-          <w:rFonts w:ascii="Times New Roman" w:hAnsi="Times New Roman" w:cs="Times New Roman" w:hint="cs"/>
-          <w:rtl/>
-        </w:rPr>
-        <w:t>פרק</w:t>
-      </w:r>
-      <w:r>
-        <w:rPr>
-          <w:rFonts w:ascii="Times New Roman" w:hAnsi="Times New Roman" w:cs="Times New Roman"/>
-          <w:rtl/>
-        </w:rPr>
-        <w:t xml:space="preserve"> </w:t>
-      </w:r>
-      <w:r>
-        <w:rPr>
-          <w:rFonts w:ascii="Times New Roman" w:hAnsi="Times New Roman" w:cs="Times New Roman" w:hint="cs"/>
-          <w:rtl/>
-        </w:rPr>
-        <w:t>ו</w:t>
-      </w:r>
-      <w:r>
-        <w:rPr>
-          <w:rFonts w:ascii="Times New Roman" w:hAnsi="Times New Roman" w:cs="Times New Roman"/>
-          <w:rtl/>
-        </w:rPr>
-        <w:t xml:space="preserve">, </w:t>
+        <w:t xml:space="preserve"> there is one </w:t>
       </w:r>
       <w:r>
         <w:rPr>
@@ -2937,6 +2863,25 @@
       <w:r>
         <w:rPr>
           <w:rFonts w:ascii="Times New Roman" w:hAnsi="Times New Roman" w:cs="Times New Roman"/>
+        </w:rPr>
+        <w:t>,</w:t>
+      </w:r>
+      <w:r>
+        <w:rPr>
+          <w:rFonts w:ascii="Times New Roman" w:hAnsi="Times New Roman" w:cs="Times New Roman"/>
+        </w:rPr>
+        <w:t xml:space="preserve"> </w:t>
+      </w:r>
+      <w:r>
+        <w:rPr>
+          <w:rFonts w:ascii="Times New Roman" w:hAnsi="Times New Roman" w:cs="Times New Roman" w:hint="cs"/>
+          <w:rtl/>
+        </w:rPr>
+        <w:t>פסוק</w:t>
+      </w:r>
+      <w:r>
+        <w:rPr>
+          <w:rFonts w:ascii="Times New Roman" w:hAnsi="Times New Roman" w:cs="Times New Roman"/>
           <w:rtl/>
         </w:rPr>
         <w:t xml:space="preserve"> </w:t>
@@ -2952,7 +2897,13 @@
         <w:rPr>
           <w:rFonts w:ascii="Times New Roman" w:hAnsi="Times New Roman" w:cs="Times New Roman"/>
         </w:rPr>
-        <w:t xml:space="preserve">, there is one </w:t>
+        <w:t>.</w:t>
+      </w:r>
+      <w:r>
+        <w:rPr>
+          <w:rFonts w:ascii="Times New Roman" w:hAnsi="Times New Roman" w:cs="Times New Roman"/>
+        </w:rPr>
+        <w:t xml:space="preserve"> This </w:t>
       </w:r>
       <w:r>
         <w:rPr>
@@ -2965,7 +2916,46 @@
         <w:rPr>
           <w:rFonts w:ascii="Times New Roman" w:hAnsi="Times New Roman" w:cs="Times New Roman"/>
         </w:rPr>
-        <w:t xml:space="preserve">. This </w:t>
+        <w:t xml:space="preserve"> must be the central theme of</w:t>
+      </w:r>
+      <w:r>
+        <w:rPr>
+          <w:rFonts w:ascii="Times New Roman" w:hAnsi="Times New Roman" w:cs="Times New Roman"/>
+        </w:rPr>
+        <w:t xml:space="preserve"> where</w:t>
+      </w:r>
+      <w:r>
+        <w:rPr>
+          <w:rFonts w:ascii="Times New Roman" w:hAnsi="Times New Roman" w:cs="Times New Roman"/>
+        </w:rPr>
+        <w:t xml:space="preserve"> </w:t>
+      </w:r>
+      <w:r>
+        <w:rPr>
+          <w:rFonts w:ascii="Times New Roman" w:hAnsi="Times New Roman" w:cs="Times New Roman" w:hint="cs"/>
+          <w:rtl/>
+        </w:rPr>
+        <w:t>ונהפוך</w:t>
+      </w:r>
+      <w:r>
+        <w:rPr>
+          <w:rFonts w:ascii="Times New Roman" w:hAnsi="Times New Roman" w:cs="Times New Roman"/>
+          <w:rtl/>
+        </w:rPr>
+        <w:t xml:space="preserve"> </w:t>
+      </w:r>
+      <w:r>
+        <w:rPr>
+          <w:rFonts w:ascii="Times New Roman" w:hAnsi="Times New Roman" w:cs="Times New Roman" w:hint="cs"/>
+          <w:rtl/>
+        </w:rPr>
+        <w:t>הוא</w:t>
+      </w:r>
+      <w:r>
+        <w:rPr>
+          <w:rFonts w:ascii="Times New Roman" w:hAnsi="Times New Roman" w:cs="Times New Roman"/>
+        </w:rPr>
+        <w:t xml:space="preserve"> pivots. In fact, the content of the </w:t>
       </w:r>
       <w:r>
         <w:rPr>
@@ -2978,19 +2968,324 @@
         <w:rPr>
           <w:rFonts w:ascii="Times New Roman" w:hAnsi="Times New Roman" w:cs="Times New Roman"/>
         </w:rPr>
-        <w:t xml:space="preserve"> must be the central theme of</w:t>
-      </w:r>
-      <w:r>
-        <w:rPr>
-          <w:rFonts w:ascii="Times New Roman" w:hAnsi="Times New Roman" w:cs="Times New Roman"/>
-        </w:rPr>
-        <w:t xml:space="preserve"> where</w:t>
-      </w:r>
-      <w:r>
-        <w:rPr>
-          <w:rFonts w:ascii="Times New Roman" w:hAnsi="Times New Roman" w:cs="Times New Roman"/>
-        </w:rPr>
-        <w:t xml:space="preserve"> </w:t>
+        <w:t xml:space="preserve"> clearly depicts the shifting of the favorite from </w:t>
+      </w:r>
+      <w:r>
+        <w:rPr>
+          <w:rFonts w:ascii="Times New Roman" w:hAnsi="Times New Roman" w:cs="Times New Roman" w:hint="cs"/>
+          <w:rtl/>
+        </w:rPr>
+        <w:t>המן</w:t>
+      </w:r>
+      <w:r>
+        <w:rPr>
+          <w:rFonts w:ascii="Times New Roman" w:hAnsi="Times New Roman" w:cs="Times New Roman"/>
+        </w:rPr>
+        <w:t xml:space="preserve"> to </w:t>
+      </w:r>
+      <w:r>
+        <w:rPr>
+          <w:rFonts w:ascii="Times New Roman" w:hAnsi="Times New Roman" w:cs="Times New Roman" w:hint="cs"/>
+          <w:rtl/>
+        </w:rPr>
+        <w:t>מרדכי</w:t>
+      </w:r>
+      <w:r>
+        <w:rPr>
+          <w:rFonts w:ascii="Times New Roman" w:hAnsi="Times New Roman" w:cs="Times New Roman"/>
+        </w:rPr>
+        <w:t>, and it says</w:t>
+      </w:r>
+      <w:r>
+        <w:rPr>
+          <w:rFonts w:ascii="Times New Roman" w:hAnsi="Times New Roman" w:cs="Times New Roman"/>
+        </w:rPr>
+        <w:t xml:space="preserve"> </w:t>
+      </w:r>
+      <w:r>
+        <w:rPr>
+          <w:rFonts w:ascii="Times New Roman" w:hAnsi="Times New Roman" w:cs="Times New Roman" w:hint="cs"/>
+          <w:rtl/>
+        </w:rPr>
+        <w:t>וַיֹּאמֶר</w:t>
+      </w:r>
+      <w:r>
+        <w:rPr>
+          <w:rFonts w:ascii="Times New Roman" w:hAnsi="Times New Roman" w:cs="Times New Roman"/>
+          <w:rtl/>
+        </w:rPr>
+        <w:t xml:space="preserve"> </w:t>
+      </w:r>
+      <w:r>
+        <w:rPr>
+          <w:rFonts w:ascii="Times New Roman" w:hAnsi="Times New Roman" w:cs="Times New Roman" w:hint="cs"/>
+          <w:rtl/>
+        </w:rPr>
+        <w:t>הַמֶּלֶךְ</w:t>
+      </w:r>
+      <w:r>
+        <w:rPr>
+          <w:rFonts w:ascii="Times New Roman" w:hAnsi="Times New Roman" w:cs="Times New Roman"/>
+          <w:rtl/>
+        </w:rPr>
+        <w:t xml:space="preserve"> </w:t>
+      </w:r>
+      <w:r>
+        <w:rPr>
+          <w:rFonts w:ascii="Times New Roman" w:hAnsi="Times New Roman" w:cs="Times New Roman" w:hint="cs"/>
+          <w:rtl/>
+        </w:rPr>
+        <w:t>לְהָמָן</w:t>
+      </w:r>
+      <w:r>
+        <w:rPr>
+          <w:rFonts w:ascii="Times New Roman" w:hAnsi="Times New Roman" w:cs="Times New Roman"/>
+          <w:rtl/>
+        </w:rPr>
+        <w:t xml:space="preserve"> </w:t>
+      </w:r>
+      <w:r>
+        <w:rPr>
+          <w:rFonts w:ascii="Times New Roman" w:hAnsi="Times New Roman" w:cs="Times New Roman" w:hint="cs"/>
+          <w:rtl/>
+        </w:rPr>
+        <w:t>מַהֵר</w:t>
+      </w:r>
+      <w:r>
+        <w:rPr>
+          <w:rFonts w:ascii="Times New Roman" w:hAnsi="Times New Roman" w:cs="Times New Roman"/>
+          <w:rtl/>
+        </w:rPr>
+        <w:t xml:space="preserve"> </w:t>
+      </w:r>
+      <w:r>
+        <w:rPr>
+          <w:rFonts w:ascii="Times New Roman" w:hAnsi="Times New Roman" w:cs="Times New Roman" w:hint="cs"/>
+          <w:rtl/>
+        </w:rPr>
+        <w:t>קַח</w:t>
+      </w:r>
+      <w:r>
+        <w:rPr>
+          <w:rFonts w:ascii="Times New Roman" w:hAnsi="Times New Roman" w:cs="Times New Roman"/>
+          <w:rtl/>
+        </w:rPr>
+        <w:t xml:space="preserve"> </w:t>
+      </w:r>
+      <w:r>
+        <w:rPr>
+          <w:rFonts w:ascii="Times New Roman" w:hAnsi="Times New Roman" w:cs="Times New Roman" w:hint="cs"/>
+          <w:rtl/>
+        </w:rPr>
+        <w:t>אֶת הַלְּבוּשׁ</w:t>
+      </w:r>
+      <w:r>
+        <w:rPr>
+          <w:rFonts w:ascii="Times New Roman" w:hAnsi="Times New Roman" w:cs="Times New Roman"/>
+          <w:rtl/>
+        </w:rPr>
+        <w:t xml:space="preserve"> </w:t>
+      </w:r>
+      <w:r>
+        <w:rPr>
+          <w:rFonts w:ascii="Times New Roman" w:hAnsi="Times New Roman" w:cs="Times New Roman" w:hint="cs"/>
+          <w:rtl/>
+        </w:rPr>
+        <w:t>וְאֶת הַסּוּס</w:t>
+      </w:r>
+      <w:r>
+        <w:rPr>
+          <w:rFonts w:ascii="Times New Roman" w:hAnsi="Times New Roman" w:cs="Times New Roman"/>
+          <w:rtl/>
+        </w:rPr>
+        <w:t xml:space="preserve"> </w:t>
+      </w:r>
+      <w:r>
+        <w:rPr>
+          <w:rFonts w:ascii="Times New Roman" w:hAnsi="Times New Roman" w:cs="Times New Roman" w:hint="cs"/>
+          <w:rtl/>
+        </w:rPr>
+        <w:t>כַּאֲשֶׁר</w:t>
+      </w:r>
+      <w:r>
+        <w:rPr>
+          <w:rFonts w:ascii="Times New Roman" w:hAnsi="Times New Roman" w:cs="Times New Roman"/>
+          <w:rtl/>
+        </w:rPr>
+        <w:t xml:space="preserve"> </w:t>
+      </w:r>
+      <w:r>
+        <w:rPr>
+          <w:rFonts w:ascii="Times New Roman" w:hAnsi="Times New Roman" w:cs="Times New Roman" w:hint="cs"/>
+          <w:rtl/>
+        </w:rPr>
+        <w:t>דִּבַּרְתָּ</w:t>
+      </w:r>
+      <w:r>
+        <w:rPr>
+          <w:rFonts w:ascii="Times New Roman" w:hAnsi="Times New Roman" w:cs="Times New Roman"/>
+          <w:rtl/>
+        </w:rPr>
+        <w:t xml:space="preserve"> </w:t>
+      </w:r>
+      <w:r>
+        <w:rPr>
+          <w:rFonts w:ascii="Times New Roman" w:hAnsi="Times New Roman" w:cs="Times New Roman" w:hint="cs"/>
+          <w:rtl/>
+        </w:rPr>
+        <w:t>וַעֲשֵׂה כֵן</w:t>
+      </w:r>
+      <w:r>
+        <w:rPr>
+          <w:rFonts w:ascii="Times New Roman" w:hAnsi="Times New Roman" w:cs="Times New Roman"/>
+          <w:rtl/>
+        </w:rPr>
+        <w:t xml:space="preserve"> </w:t>
+      </w:r>
+      <w:r>
+        <w:rPr>
+          <w:rFonts w:ascii="Times New Roman" w:hAnsi="Times New Roman" w:cs="Times New Roman" w:hint="cs"/>
+          <w:rtl/>
+        </w:rPr>
+        <w:t>לְמׇרְדֳּכַי</w:t>
+      </w:r>
+      <w:r>
+        <w:rPr>
+          <w:rFonts w:ascii="Times New Roman" w:hAnsi="Times New Roman" w:cs="Times New Roman"/>
+          <w:rtl/>
+        </w:rPr>
+        <w:t xml:space="preserve"> </w:t>
+      </w:r>
+      <w:r>
+        <w:rPr>
+          <w:rFonts w:ascii="Times New Roman" w:hAnsi="Times New Roman" w:cs="Times New Roman" w:hint="cs"/>
+          <w:rtl/>
+        </w:rPr>
+        <w:t>הַיְּהוּדִי</w:t>
+      </w:r>
+      <w:r>
+        <w:rPr>
+          <w:rFonts w:ascii="Times New Roman" w:hAnsi="Times New Roman" w:cs="Times New Roman"/>
+          <w:rtl/>
+        </w:rPr>
+        <w:t xml:space="preserve"> </w:t>
+      </w:r>
+      <w:r>
+        <w:rPr>
+          <w:rFonts w:ascii="Times New Roman" w:hAnsi="Times New Roman" w:cs="Times New Roman" w:hint="cs"/>
+          <w:rtl/>
+        </w:rPr>
+        <w:t>הַיּוֹשֵׁב</w:t>
+      </w:r>
+      <w:r>
+        <w:rPr>
+          <w:rFonts w:ascii="Times New Roman" w:hAnsi="Times New Roman" w:cs="Times New Roman"/>
+          <w:rtl/>
+        </w:rPr>
+        <w:t xml:space="preserve"> </w:t>
+      </w:r>
+      <w:r>
+        <w:rPr>
+          <w:rFonts w:ascii="Times New Roman" w:hAnsi="Times New Roman" w:cs="Times New Roman" w:hint="cs"/>
+          <w:rtl/>
+        </w:rPr>
+        <w:t>בְּשַׁעַר</w:t>
+      </w:r>
+      <w:r>
+        <w:rPr>
+          <w:rFonts w:ascii="Times New Roman" w:hAnsi="Times New Roman" w:cs="Times New Roman"/>
+          <w:rtl/>
+        </w:rPr>
+        <w:t xml:space="preserve"> </w:t>
+      </w:r>
+      <w:r>
+        <w:rPr>
+          <w:rFonts w:ascii="Times New Roman" w:hAnsi="Times New Roman" w:cs="Times New Roman" w:hint="cs"/>
+          <w:rtl/>
+        </w:rPr>
+        <w:t>הַמֶּלֶךְ</w:t>
+      </w:r>
+      <w:r>
+        <w:rPr>
+          <w:rFonts w:ascii="Times New Roman" w:hAnsi="Times New Roman" w:cs="Times New Roman"/>
+          <w:rtl/>
+        </w:rPr>
+        <w:t xml:space="preserve"> </w:t>
+      </w:r>
+      <w:r>
+        <w:rPr>
+          <w:rFonts w:ascii="Times New Roman" w:hAnsi="Times New Roman" w:cs="Times New Roman" w:hint="cs"/>
+          <w:rtl/>
+        </w:rPr>
+        <w:t>אַל תַּפֵּל</w:t>
+      </w:r>
+      <w:r>
+        <w:rPr>
+          <w:rFonts w:ascii="Times New Roman" w:hAnsi="Times New Roman" w:cs="Times New Roman"/>
+          <w:rtl/>
+        </w:rPr>
+        <w:t xml:space="preserve"> </w:t>
+      </w:r>
+      <w:r>
+        <w:rPr>
+          <w:rFonts w:ascii="Times New Roman" w:hAnsi="Times New Roman" w:cs="Times New Roman" w:hint="cs"/>
+          <w:rtl/>
+        </w:rPr>
+        <w:t>דָּבָר</w:t>
+      </w:r>
+      <w:r>
+        <w:rPr>
+          <w:rFonts w:ascii="Times New Roman" w:hAnsi="Times New Roman" w:cs="Times New Roman"/>
+          <w:rtl/>
+        </w:rPr>
+        <w:t xml:space="preserve"> </w:t>
+      </w:r>
+      <w:r>
+        <w:rPr>
+          <w:rFonts w:ascii="Times New Roman" w:hAnsi="Times New Roman" w:cs="Times New Roman" w:hint="cs"/>
+          <w:rtl/>
+        </w:rPr>
+        <w:t>מִכֹּל</w:t>
+      </w:r>
+      <w:r>
+        <w:rPr>
+          <w:rFonts w:ascii="Times New Roman" w:hAnsi="Times New Roman" w:cs="Times New Roman"/>
+          <w:rtl/>
+        </w:rPr>
+        <w:t xml:space="preserve"> </w:t>
+      </w:r>
+      <w:r>
+        <w:rPr>
+          <w:rFonts w:ascii="Times New Roman" w:hAnsi="Times New Roman" w:cs="Times New Roman" w:hint="cs"/>
+          <w:rtl/>
+        </w:rPr>
+        <w:t>אֲשֶׁר</w:t>
+      </w:r>
+      <w:r>
+        <w:rPr>
+          <w:rFonts w:ascii="Times New Roman" w:hAnsi="Times New Roman" w:cs="Times New Roman"/>
+          <w:rtl/>
+        </w:rPr>
+        <w:t xml:space="preserve"> </w:t>
+      </w:r>
+      <w:r>
+        <w:rPr>
+          <w:rFonts w:ascii="Times New Roman" w:hAnsi="Times New Roman" w:cs="Times New Roman" w:hint="cs"/>
+          <w:rtl/>
+        </w:rPr>
+        <w:t>דִּבַּרְתָּ</w:t>
+      </w:r>
+      <w:r>
+        <w:rPr>
+          <w:rFonts w:ascii="Times New Roman" w:hAnsi="Times New Roman" w:cs="Times New Roman"/>
+        </w:rPr>
+        <w:t>.</w:t>
+      </w:r>
+      <w:r>
+        <w:rPr>
+          <w:rFonts w:ascii="Times New Roman" w:hAnsi="Times New Roman" w:cs="Times New Roman"/>
+        </w:rPr>
+        <w:t xml:space="preserve"> Taking it a step further, it is possible to narrow down the </w:t>
       </w:r>
       <w:r>
         <w:rPr>
@@ -3017,7 +3312,7 @@
         <w:rPr>
           <w:rFonts w:ascii="Times New Roman" w:hAnsi="Times New Roman" w:cs="Times New Roman"/>
         </w:rPr>
-        <w:t xml:space="preserve"> pivots. In fact, the content of the </w:t>
+        <w:t xml:space="preserve"> in this </w:t>
       </w:r>
       <w:r>
         <w:rPr>
@@ -3030,7 +3325,72 @@
         <w:rPr>
           <w:rFonts w:ascii="Times New Roman" w:hAnsi="Times New Roman" w:cs="Times New Roman"/>
         </w:rPr>
-        <w:t xml:space="preserve"> clearly depicts the shifting of the favorite from </w:t>
+        <w:t xml:space="preserve"> to two specific words. What are the central words of this </w:t>
+      </w:r>
+      <w:r>
+        <w:rPr>
+          <w:rFonts w:ascii="Times New Roman" w:hAnsi="Times New Roman" w:cs="Times New Roman" w:hint="cs"/>
+          <w:rtl/>
+        </w:rPr>
+        <w:t>פסוק</w:t>
+      </w:r>
+      <w:r>
+        <w:rPr>
+          <w:rFonts w:ascii="Times New Roman" w:hAnsi="Times New Roman" w:cs="Times New Roman"/>
+        </w:rPr>
+        <w:t xml:space="preserve">? </w:t>
+      </w:r>
+      <w:r>
+        <w:rPr>
+          <w:rFonts w:ascii="Times New Roman" w:hAnsi="Times New Roman" w:cs="Times New Roman" w:hint="cs"/>
+          <w:rtl/>
+        </w:rPr>
+        <w:t>מׇרְדֳּכַי</w:t>
+      </w:r>
+      <w:r>
+        <w:rPr>
+          <w:rFonts w:ascii="Times New Roman" w:hAnsi="Times New Roman" w:cs="Times New Roman"/>
+          <w:rtl/>
+        </w:rPr>
+        <w:t xml:space="preserve"> </w:t>
+      </w:r>
+      <w:r>
+        <w:rPr>
+          <w:rFonts w:ascii="Times New Roman" w:hAnsi="Times New Roman" w:cs="Times New Roman" w:hint="cs"/>
+          <w:rtl/>
+        </w:rPr>
+        <w:t>הַיְּהוּדִי</w:t>
+      </w:r>
+      <w:r>
+        <w:rPr>
+          <w:rFonts w:ascii="Times New Roman" w:hAnsi="Times New Roman" w:cs="Times New Roman"/>
+        </w:rPr>
+        <w:t xml:space="preserve">! </w:t>
+      </w:r>
+      <w:r>
+        <w:rPr>
+          <w:rFonts w:ascii="Times New Roman" w:hAnsi="Times New Roman" w:cs="Times New Roman"/>
+        </w:rPr>
+        <w:t xml:space="preserve">Until </w:t>
+      </w:r>
+      <w:r>
+        <w:rPr>
+          <w:rFonts w:ascii="Times New Roman" w:hAnsi="Times New Roman" w:cs="Times New Roman" w:hint="cs"/>
+          <w:rtl/>
+        </w:rPr>
+        <w:t>מרדכי</w:t>
+      </w:r>
+      <w:r>
+        <w:rPr>
+          <w:rFonts w:ascii="Times New Roman" w:hAnsi="Times New Roman" w:cs="Times New Roman"/>
+        </w:rPr>
+        <w:t>’</w:t>
+      </w:r>
+      <w:r>
+        <w:rPr>
+          <w:rFonts w:ascii="Times New Roman" w:hAnsi="Times New Roman" w:cs="Times New Roman"/>
+        </w:rPr>
+        <w:t xml:space="preserve">s name is spoken here by the king, </w:t>
       </w:r>
       <w:r>
         <w:rPr>
@@ -3043,7 +3403,78 @@
         <w:rPr>
           <w:rFonts w:ascii="Times New Roman" w:hAnsi="Times New Roman" w:cs="Times New Roman"/>
         </w:rPr>
-        <w:t xml:space="preserve"> to </w:t>
+        <w:t xml:space="preserve"> was still on top. You can see from this that the main point of this miraculous turnabout was </w:t>
+      </w:r>
+      <w:r>
+        <w:rPr>
+          <w:rFonts w:ascii="Times New Roman" w:hAnsi="Times New Roman" w:cs="Times New Roman" w:hint="cs"/>
+          <w:rtl/>
+        </w:rPr>
+        <w:t>מׇרְדֳּכַי</w:t>
+      </w:r>
+      <w:r>
+        <w:rPr>
+          <w:rFonts w:ascii="Times New Roman" w:hAnsi="Times New Roman" w:cs="Times New Roman"/>
+          <w:rtl/>
+        </w:rPr>
+        <w:t xml:space="preserve"> </w:t>
+      </w:r>
+      <w:r>
+        <w:rPr>
+          <w:rFonts w:ascii="Times New Roman" w:hAnsi="Times New Roman" w:cs="Times New Roman" w:hint="cs"/>
+          <w:rtl/>
+        </w:rPr>
+        <w:t>הַיְּהוּדִי</w:t>
+      </w:r>
+      <w:r>
+        <w:rPr>
+          <w:rFonts w:ascii="Times New Roman" w:hAnsi="Times New Roman" w:cs="Times New Roman"/>
+        </w:rPr>
+        <w:t xml:space="preserve">, who did not waver an iota from his devotion to </w:t>
+      </w:r>
+      <w:r>
+        <w:rPr>
+          <w:rFonts w:ascii="Times New Roman" w:hAnsi="Times New Roman" w:cs="Times New Roman"/>
+        </w:rPr>
+        <w:t>Hashem</w:t>
+      </w:r>
+      <w:r>
+        <w:rPr>
+          <w:rFonts w:ascii="Times New Roman" w:hAnsi="Times New Roman" w:cs="Times New Roman"/>
+        </w:rPr>
+        <w:t xml:space="preserve"> and the </w:t>
+      </w:r>
+      <w:r>
+        <w:rPr>
+          <w:rFonts w:ascii="Times New Roman" w:hAnsi="Times New Roman" w:cs="Times New Roman" w:hint="cs"/>
+          <w:rtl/>
+        </w:rPr>
+        <w:t>תורה</w:t>
+      </w:r>
+      <w:r>
+        <w:rPr>
+          <w:rFonts w:ascii="Times New Roman" w:hAnsi="Times New Roman" w:cs="Times New Roman"/>
+        </w:rPr>
+        <w:t xml:space="preserve">, even in the face of </w:t>
+      </w:r>
+      <w:r>
+        <w:rPr>
+          <w:rFonts w:ascii="Times New Roman" w:hAnsi="Times New Roman" w:cs="Times New Roman" w:hint="cs"/>
+          <w:rtl/>
+        </w:rPr>
+        <w:t>המן</w:t>
+      </w:r>
+      <w:r>
+        <w:rPr>
+          <w:rFonts w:ascii="Times New Roman" w:hAnsi="Times New Roman" w:cs="Times New Roman"/>
+        </w:rPr>
+        <w:t>’</w:t>
+      </w:r>
+      <w:r>
+        <w:rPr>
+          <w:rFonts w:ascii="Times New Roman" w:hAnsi="Times New Roman" w:cs="Times New Roman"/>
+        </w:rPr>
+        <w:t xml:space="preserve">s threats. We learn from here that </w:t>
       </w:r>
       <w:r>
         <w:rPr>
@@ -3056,160 +3487,140 @@
         <w:rPr>
           <w:rFonts w:ascii="Times New Roman" w:hAnsi="Times New Roman" w:cs="Times New Roman"/>
         </w:rPr>
-        <w:t>, and it says</w:t>
-      </w:r>
-      <w:r>
-        <w:rPr>
-          <w:rFonts w:ascii="Times New Roman" w:hAnsi="Times New Roman" w:cs="Times New Roman"/>
-        </w:rPr>
-        <w:t xml:space="preserve"> </w:t>
-      </w:r>
-      <w:r>
-        <w:rPr>
-          <w:rFonts w:ascii="Times New Roman" w:hAnsi="Times New Roman" w:cs="Times New Roman" w:hint="cs"/>
-          <w:rtl/>
-        </w:rPr>
-        <w:t>וַיֹּאמֶר</w:t>
-      </w:r>
-      <w:r>
-        <w:rPr>
-          <w:rFonts w:ascii="Times New Roman" w:hAnsi="Times New Roman" w:cs="Times New Roman"/>
-          <w:rtl/>
-        </w:rPr>
-        <w:t xml:space="preserve"> </w:t>
-      </w:r>
-      <w:r>
-        <w:rPr>
-          <w:rFonts w:ascii="Times New Roman" w:hAnsi="Times New Roman" w:cs="Times New Roman" w:hint="cs"/>
-          <w:rtl/>
-        </w:rPr>
-        <w:t>הַמֶּלֶךְ</w:t>
-      </w:r>
-      <w:r>
-        <w:rPr>
-          <w:rFonts w:ascii="Times New Roman" w:hAnsi="Times New Roman" w:cs="Times New Roman"/>
-          <w:rtl/>
-        </w:rPr>
-        <w:t xml:space="preserve"> </w:t>
-      </w:r>
-      <w:r>
-        <w:rPr>
-          <w:rFonts w:ascii="Times New Roman" w:hAnsi="Times New Roman" w:cs="Times New Roman" w:hint="cs"/>
-          <w:rtl/>
-        </w:rPr>
-        <w:t>לְהָמָן</w:t>
-      </w:r>
-      <w:r>
-        <w:rPr>
-          <w:rFonts w:ascii="Times New Roman" w:hAnsi="Times New Roman" w:cs="Times New Roman"/>
-          <w:rtl/>
-        </w:rPr>
-        <w:t xml:space="preserve"> </w:t>
-      </w:r>
-      <w:r>
-        <w:rPr>
-          <w:rFonts w:ascii="Times New Roman" w:hAnsi="Times New Roman" w:cs="Times New Roman" w:hint="cs"/>
-          <w:rtl/>
-        </w:rPr>
-        <w:t>מַהֵר</w:t>
-      </w:r>
-      <w:r>
-        <w:rPr>
-          <w:rFonts w:ascii="Times New Roman" w:hAnsi="Times New Roman" w:cs="Times New Roman"/>
-          <w:rtl/>
-        </w:rPr>
-        <w:t xml:space="preserve"> </w:t>
-      </w:r>
-      <w:r>
-        <w:rPr>
-          <w:rFonts w:ascii="Times New Roman" w:hAnsi="Times New Roman" w:cs="Times New Roman" w:hint="cs"/>
-          <w:rtl/>
-        </w:rPr>
-        <w:t>קַח</w:t>
-      </w:r>
-      <w:r>
-        <w:rPr>
-          <w:rFonts w:ascii="Times New Roman" w:hAnsi="Times New Roman" w:cs="Times New Roman"/>
-          <w:rtl/>
-        </w:rPr>
-        <w:t xml:space="preserve"> </w:t>
-      </w:r>
-      <w:r>
-        <w:rPr>
-          <w:rFonts w:ascii="Times New Roman" w:hAnsi="Times New Roman" w:cs="Times New Roman" w:hint="cs"/>
-          <w:rtl/>
-        </w:rPr>
-        <w:t>אֶת הַלְּבוּשׁ</w:t>
-      </w:r>
-      <w:r>
-        <w:rPr>
-          <w:rFonts w:ascii="Times New Roman" w:hAnsi="Times New Roman" w:cs="Times New Roman"/>
-          <w:rtl/>
-        </w:rPr>
-        <w:t xml:space="preserve"> </w:t>
-      </w:r>
-      <w:r>
-        <w:rPr>
-          <w:rFonts w:ascii="Times New Roman" w:hAnsi="Times New Roman" w:cs="Times New Roman" w:hint="cs"/>
-          <w:rtl/>
-        </w:rPr>
-        <w:t>וְאֶת הַסּוּס</w:t>
-      </w:r>
-      <w:r>
-        <w:rPr>
-          <w:rFonts w:ascii="Times New Roman" w:hAnsi="Times New Roman" w:cs="Times New Roman"/>
-          <w:rtl/>
-        </w:rPr>
-        <w:t xml:space="preserve"> </w:t>
-      </w:r>
-      <w:r>
-        <w:rPr>
-          <w:rFonts w:ascii="Times New Roman" w:hAnsi="Times New Roman" w:cs="Times New Roman" w:hint="cs"/>
-          <w:rtl/>
-        </w:rPr>
-        <w:t>כַּאֲשֶׁר</w:t>
-      </w:r>
-      <w:r>
-        <w:rPr>
-          <w:rFonts w:ascii="Times New Roman" w:hAnsi="Times New Roman" w:cs="Times New Roman"/>
-          <w:rtl/>
-        </w:rPr>
-        <w:t xml:space="preserve"> </w:t>
-      </w:r>
-      <w:r>
-        <w:rPr>
-          <w:rFonts w:ascii="Times New Roman" w:hAnsi="Times New Roman" w:cs="Times New Roman" w:hint="cs"/>
-          <w:rtl/>
-        </w:rPr>
-        <w:t>דִּבַּרְתָּ</w:t>
-      </w:r>
-      <w:r>
-        <w:rPr>
-          <w:rFonts w:ascii="Times New Roman" w:hAnsi="Times New Roman" w:cs="Times New Roman"/>
-          <w:rtl/>
-        </w:rPr>
-        <w:t xml:space="preserve"> </w:t>
-      </w:r>
-      <w:r>
-        <w:rPr>
-          <w:rFonts w:ascii="Times New Roman" w:hAnsi="Times New Roman" w:cs="Times New Roman" w:hint="cs"/>
-          <w:rtl/>
-        </w:rPr>
-        <w:t>וַעֲשֵׂה כֵן</w:t>
-      </w:r>
-      <w:r>
-        <w:rPr>
-          <w:rFonts w:ascii="Times New Roman" w:hAnsi="Times New Roman" w:cs="Times New Roman"/>
-          <w:rtl/>
-        </w:rPr>
-        <w:t xml:space="preserve"> </w:t>
-      </w:r>
-      <w:r>
-        <w:rPr>
-          <w:rFonts w:ascii="Times New Roman" w:hAnsi="Times New Roman" w:cs="Times New Roman" w:hint="cs"/>
-          <w:rtl/>
-        </w:rPr>
-        <w:t>לְמׇרְדֳּכַי</w:t>
+        <w:t xml:space="preserve"> was the one who brought about </w:t>
+      </w:r>
+      <w:r>
+        <w:rPr>
+          <w:rFonts w:ascii="Times New Roman" w:hAnsi="Times New Roman" w:cs="Times New Roman" w:hint="cs"/>
+          <w:rtl/>
+        </w:rPr>
+        <w:t>ונהפוך</w:t>
+      </w:r>
+      <w:r>
+        <w:rPr>
+          <w:rFonts w:ascii="Times New Roman" w:hAnsi="Times New Roman" w:cs="Times New Roman"/>
+          <w:rtl/>
+        </w:rPr>
+        <w:t xml:space="preserve"> </w:t>
+      </w:r>
+      <w:r>
+        <w:rPr>
+          <w:rFonts w:ascii="Times New Roman" w:hAnsi="Times New Roman" w:cs="Times New Roman" w:hint="cs"/>
+          <w:rtl/>
+        </w:rPr>
+        <w:t>הוא</w:t>
+      </w:r>
+      <w:r>
+        <w:rPr>
+          <w:rFonts w:ascii="Times New Roman" w:hAnsi="Times New Roman" w:cs="Times New Roman"/>
+        </w:rPr>
+        <w:t xml:space="preserve"> </w:t>
+      </w:r>
+      <w:r>
+        <w:rPr>
+          <w:rFonts w:ascii="Times New Roman" w:hAnsi="Times New Roman" w:cs="Times New Roman"/>
+        </w:rPr>
+        <w:t>a</w:t>
+      </w:r>
+      <w:r>
+        <w:rPr>
+          <w:rFonts w:ascii="Times New Roman" w:hAnsi="Times New Roman" w:cs="Times New Roman"/>
+        </w:rPr>
+        <w:t xml:space="preserve">s a result of the </w:t>
+      </w:r>
+      <w:r>
+        <w:rPr>
+          <w:rFonts w:ascii="Times New Roman" w:hAnsi="Times New Roman" w:cs="Times New Roman" w:hint="cs"/>
+          <w:rtl/>
+        </w:rPr>
+        <w:t>תשובה</w:t>
+      </w:r>
+      <w:r>
+        <w:rPr>
+          <w:rFonts w:ascii="Times New Roman" w:hAnsi="Times New Roman" w:cs="Times New Roman"/>
+        </w:rPr>
+        <w:t xml:space="preserve"> he led the Jews in performing. As fascinating as this is, the pivotal point of </w:t>
+      </w:r>
+      <w:r>
+        <w:rPr>
+          <w:rFonts w:ascii="Times New Roman" w:hAnsi="Times New Roman" w:cs="Times New Roman" w:hint="cs"/>
+          <w:rtl/>
+        </w:rPr>
+        <w:t>ונהפוך</w:t>
+      </w:r>
+      <w:r>
+        <w:rPr>
+          <w:rFonts w:ascii="Times New Roman" w:hAnsi="Times New Roman" w:cs="Times New Roman"/>
+          <w:rtl/>
+        </w:rPr>
+        <w:t xml:space="preserve"> </w:t>
+      </w:r>
+      <w:r>
+        <w:rPr>
+          <w:rFonts w:ascii="Times New Roman" w:hAnsi="Times New Roman" w:cs="Times New Roman" w:hint="cs"/>
+          <w:rtl/>
+        </w:rPr>
+        <w:t>הוא</w:t>
+      </w:r>
+      <w:r>
+        <w:rPr>
+          <w:rFonts w:ascii="Times New Roman" w:hAnsi="Times New Roman" w:cs="Times New Roman"/>
+        </w:rPr>
+        <w:t xml:space="preserve"> </w:t>
+      </w:r>
+      <w:r>
+        <w:rPr>
+          <w:rFonts w:ascii="Times New Roman" w:hAnsi="Times New Roman" w:cs="Times New Roman"/>
+        </w:rPr>
+        <w:lastRenderedPageBreak/>
+        <w:t xml:space="preserve">can be narrowed down even further. If </w:t>
+      </w:r>
+      <w:r>
+        <w:rPr>
+          <w:rFonts w:ascii="Times New Roman" w:hAnsi="Times New Roman" w:cs="Times New Roman" w:hint="cs"/>
+          <w:rtl/>
+        </w:rPr>
+        <w:t>פסוק</w:t>
+      </w:r>
+      <w:r>
+        <w:rPr>
+          <w:rFonts w:ascii="Times New Roman" w:hAnsi="Times New Roman" w:cs="Times New Roman"/>
+          <w:rtl/>
+        </w:rPr>
+        <w:t xml:space="preserve"> </w:t>
+      </w:r>
+      <w:r>
+        <w:rPr>
+          <w:rFonts w:ascii="Times New Roman" w:hAnsi="Times New Roman" w:cs="Times New Roman" w:hint="cs"/>
+          <w:rtl/>
+        </w:rPr>
+        <w:t>י</w:t>
+      </w:r>
+      <w:r>
+        <w:rPr>
+          <w:rFonts w:ascii="Times New Roman" w:hAnsi="Times New Roman" w:cs="Times New Roman"/>
+        </w:rPr>
+        <w:t xml:space="preserve"> is the central point of the </w:t>
+      </w:r>
+      <w:r>
+        <w:rPr>
+          <w:rFonts w:ascii="Times New Roman" w:hAnsi="Times New Roman" w:cs="Times New Roman" w:hint="cs"/>
+          <w:rtl/>
+        </w:rPr>
+        <w:t>מגילה</w:t>
+      </w:r>
+      <w:r>
+        <w:rPr>
+          <w:rFonts w:ascii="Times New Roman" w:hAnsi="Times New Roman" w:cs="Times New Roman"/>
+        </w:rPr>
+        <w:t xml:space="preserve">, and if the words </w:t>
+      </w:r>
+      <w:r>
+        <w:rPr>
+          <w:rFonts w:ascii="Times New Roman" w:hAnsi="Times New Roman" w:cs="Times New Roman" w:hint="cs"/>
+          <w:rtl/>
+        </w:rPr>
+        <w:t>מׇרְדֳּכַי</w:t>
       </w:r>
       <w:r>
         <w:rPr>
@@ -3228,126 +3639,21 @@
       <w:r>
         <w:rPr>
           <w:rFonts w:ascii="Times New Roman" w:hAnsi="Times New Roman" w:cs="Times New Roman"/>
-          <w:rtl/>
-        </w:rPr>
-        <w:t xml:space="preserve"> </w:t>
-      </w:r>
-      <w:r>
-        <w:rPr>
-          <w:rFonts w:ascii="Times New Roman" w:hAnsi="Times New Roman" w:cs="Times New Roman" w:hint="cs"/>
-          <w:rtl/>
-        </w:rPr>
-        <w:t>הַיּוֹשֵׁב</w:t>
-      </w:r>
-      <w:r>
-        <w:rPr>
-          <w:rFonts w:ascii="Times New Roman" w:hAnsi="Times New Roman" w:cs="Times New Roman"/>
-          <w:rtl/>
-        </w:rPr>
-        <w:t xml:space="preserve"> </w:t>
-      </w:r>
-      <w:r>
-        <w:rPr>
-          <w:rFonts w:ascii="Times New Roman" w:hAnsi="Times New Roman" w:cs="Times New Roman" w:hint="cs"/>
-          <w:rtl/>
-        </w:rPr>
-        <w:t>בְּשַׁעַר</w:t>
-      </w:r>
-      <w:r>
-        <w:rPr>
-          <w:rFonts w:ascii="Times New Roman" w:hAnsi="Times New Roman" w:cs="Times New Roman"/>
-          <w:rtl/>
-        </w:rPr>
-        <w:t xml:space="preserve"> </w:t>
-      </w:r>
-      <w:r>
-        <w:rPr>
-          <w:rFonts w:ascii="Times New Roman" w:hAnsi="Times New Roman" w:cs="Times New Roman" w:hint="cs"/>
-          <w:rtl/>
-        </w:rPr>
-        <w:t>הַמֶּלֶךְ</w:t>
-      </w:r>
-      <w:r>
-        <w:rPr>
-          <w:rFonts w:ascii="Times New Roman" w:hAnsi="Times New Roman" w:cs="Times New Roman"/>
-          <w:rtl/>
-        </w:rPr>
-        <w:t xml:space="preserve"> </w:t>
-      </w:r>
-      <w:r>
-        <w:rPr>
-          <w:rFonts w:ascii="Times New Roman" w:hAnsi="Times New Roman" w:cs="Times New Roman" w:hint="cs"/>
-          <w:rtl/>
-        </w:rPr>
-        <w:t>אַל תַּפֵּל</w:t>
-      </w:r>
-      <w:r>
-        <w:rPr>
-          <w:rFonts w:ascii="Times New Roman" w:hAnsi="Times New Roman" w:cs="Times New Roman"/>
-          <w:rtl/>
-        </w:rPr>
-        <w:t xml:space="preserve"> </w:t>
-      </w:r>
-      <w:r>
-        <w:rPr>
-          <w:rFonts w:ascii="Times New Roman" w:hAnsi="Times New Roman" w:cs="Times New Roman" w:hint="cs"/>
-          <w:rtl/>
-        </w:rPr>
-        <w:t>דָּבָר</w:t>
-      </w:r>
-      <w:r>
-        <w:rPr>
-          <w:rFonts w:ascii="Times New Roman" w:hAnsi="Times New Roman" w:cs="Times New Roman"/>
-          <w:rtl/>
-        </w:rPr>
-        <w:t xml:space="preserve"> </w:t>
-      </w:r>
-      <w:r>
-        <w:rPr>
-          <w:rFonts w:ascii="Times New Roman" w:hAnsi="Times New Roman" w:cs="Times New Roman" w:hint="cs"/>
-          <w:rtl/>
-        </w:rPr>
-        <w:t>מִכֹּל</w:t>
-      </w:r>
-      <w:r>
-        <w:rPr>
-          <w:rFonts w:ascii="Times New Roman" w:hAnsi="Times New Roman" w:cs="Times New Roman"/>
-          <w:rtl/>
-        </w:rPr>
-        <w:t xml:space="preserve"> </w:t>
-      </w:r>
-      <w:r>
-        <w:rPr>
-          <w:rFonts w:ascii="Times New Roman" w:hAnsi="Times New Roman" w:cs="Times New Roman" w:hint="cs"/>
-          <w:rtl/>
-        </w:rPr>
-        <w:t>אֲשֶׁר</w:t>
-      </w:r>
-      <w:r>
-        <w:rPr>
-          <w:rFonts w:ascii="Times New Roman" w:hAnsi="Times New Roman" w:cs="Times New Roman"/>
-          <w:rtl/>
-        </w:rPr>
-        <w:t xml:space="preserve"> </w:t>
-      </w:r>
-      <w:r>
-        <w:rPr>
-          <w:rFonts w:ascii="Times New Roman" w:hAnsi="Times New Roman" w:cs="Times New Roman" w:hint="cs"/>
-          <w:rtl/>
-        </w:rPr>
-        <w:t>דִּבַּרְתָּ</w:t>
-      </w:r>
-      <w:r>
-        <w:rPr>
-          <w:rFonts w:ascii="Times New Roman" w:hAnsi="Times New Roman" w:cs="Times New Roman"/>
-        </w:rPr>
-        <w:t>.</w:t>
-      </w:r>
-      <w:r>
-        <w:rPr>
-          <w:rFonts w:ascii="Times New Roman" w:hAnsi="Times New Roman" w:cs="Times New Roman"/>
-        </w:rPr>
-        <w:t xml:space="preserve"> Taking it a step further, it is possible to narrow down the </w:t>
+        </w:rPr>
+        <w:t xml:space="preserve"> are the central words of that </w:t>
+      </w:r>
+      <w:r>
+        <w:rPr>
+          <w:rFonts w:ascii="Times New Roman" w:hAnsi="Times New Roman" w:cs="Times New Roman" w:hint="cs"/>
+          <w:rtl/>
+        </w:rPr>
+        <w:t>פסוק</w:t>
+      </w:r>
+      <w:r>
+        <w:rPr>
+          <w:rFonts w:ascii="Times New Roman" w:hAnsi="Times New Roman" w:cs="Times New Roman"/>
+        </w:rPr>
+        <w:t xml:space="preserve">, then the central point of these words is the pivotal point of </w:t>
       </w:r>
       <w:r>
         <w:rPr>
@@ -3374,66 +3680,7 @@
         <w:rPr>
           <w:rFonts w:ascii="Times New Roman" w:hAnsi="Times New Roman" w:cs="Times New Roman"/>
         </w:rPr>
-        <w:t xml:space="preserve"> in this </w:t>
-      </w:r>
-      <w:r>
-        <w:rPr>
-          <w:rFonts w:ascii="Times New Roman" w:hAnsi="Times New Roman" w:cs="Times New Roman" w:hint="cs"/>
-          <w:rtl/>
-        </w:rPr>
-        <w:t>פסוק</w:t>
-      </w:r>
-      <w:r>
-        <w:rPr>
-          <w:rFonts w:ascii="Times New Roman" w:hAnsi="Times New Roman" w:cs="Times New Roman"/>
-        </w:rPr>
-        <w:t xml:space="preserve"> to two specific words. What are the central words of this </w:t>
-      </w:r>
-      <w:r>
-        <w:rPr>
-          <w:rFonts w:ascii="Times New Roman" w:hAnsi="Times New Roman" w:cs="Times New Roman" w:hint="cs"/>
-          <w:rtl/>
-        </w:rPr>
-        <w:t>פסוק</w:t>
-      </w:r>
-      <w:r>
-        <w:rPr>
-          <w:rFonts w:ascii="Times New Roman" w:hAnsi="Times New Roman" w:cs="Times New Roman"/>
-        </w:rPr>
-        <w:t xml:space="preserve">? </w:t>
-      </w:r>
-      <w:r>
-        <w:rPr>
-          <w:rFonts w:ascii="Times New Roman" w:hAnsi="Times New Roman" w:cs="Times New Roman" w:hint="cs"/>
-          <w:rtl/>
-        </w:rPr>
-        <w:t>מׇרְדֳּכַי</w:t>
-      </w:r>
-      <w:r>
-        <w:rPr>
-          <w:rFonts w:ascii="Times New Roman" w:hAnsi="Times New Roman" w:cs="Times New Roman"/>
-          <w:rtl/>
-        </w:rPr>
-        <w:t xml:space="preserve"> </w:t>
-      </w:r>
-      <w:r>
-        <w:rPr>
-          <w:rFonts w:ascii="Times New Roman" w:hAnsi="Times New Roman" w:cs="Times New Roman" w:hint="cs"/>
-          <w:rtl/>
-        </w:rPr>
-        <w:t>הַיְּהוּדִי</w:t>
-      </w:r>
-      <w:r>
-        <w:rPr>
-          <w:rFonts w:ascii="Times New Roman" w:hAnsi="Times New Roman" w:cs="Times New Roman"/>
-        </w:rPr>
-        <w:t xml:space="preserve">! </w:t>
-      </w:r>
-      <w:r>
-        <w:rPr>
-          <w:rFonts w:ascii="Times New Roman" w:hAnsi="Times New Roman" w:cs="Times New Roman"/>
-        </w:rPr>
-        <w:t xml:space="preserve">Until </w:t>
+        <w:t xml:space="preserve">. The central point of these words, </w:t>
       </w:r>
       <w:r>
         <w:rPr>
@@ -3445,6 +3692,79 @@
       <w:r>
         <w:rPr>
           <w:rFonts w:ascii="Times New Roman" w:hAnsi="Times New Roman" w:cs="Times New Roman"/>
+          <w:rtl/>
+        </w:rPr>
+        <w:t xml:space="preserve"> </w:t>
+      </w:r>
+      <w:r>
+        <w:rPr>
+          <w:rFonts w:ascii="Times New Roman" w:hAnsi="Times New Roman" w:cs="Times New Roman" w:hint="cs"/>
+          <w:rtl/>
+        </w:rPr>
+        <w:t>היהודי</w:t>
+      </w:r>
+      <w:r>
+        <w:rPr>
+          <w:rFonts w:ascii="Times New Roman" w:hAnsi="Times New Roman" w:cs="Times New Roman"/>
+        </w:rPr>
+        <w:t xml:space="preserve">, the last letter of </w:t>
+      </w:r>
+      <w:r>
+        <w:rPr>
+          <w:rFonts w:ascii="Times New Roman" w:hAnsi="Times New Roman" w:cs="Times New Roman" w:hint="cs"/>
+          <w:rtl/>
+        </w:rPr>
+        <w:t>מרדכי</w:t>
+      </w:r>
+      <w:r>
+        <w:rPr>
+          <w:rFonts w:ascii="Times New Roman" w:hAnsi="Times New Roman" w:cs="Times New Roman"/>
+        </w:rPr>
+        <w:t xml:space="preserve">, and the first letter of </w:t>
+      </w:r>
+      <w:r>
+        <w:rPr>
+          <w:rFonts w:ascii="Times New Roman" w:hAnsi="Times New Roman" w:cs="Times New Roman" w:hint="cs"/>
+          <w:rtl/>
+        </w:rPr>
+        <w:t>היהודי</w:t>
+      </w:r>
+      <w:r>
+        <w:rPr>
+          <w:rFonts w:ascii="Times New Roman" w:hAnsi="Times New Roman" w:cs="Times New Roman"/>
+        </w:rPr>
+        <w:t xml:space="preserve">, spell </w:t>
+      </w:r>
+      <w:r>
+        <w:rPr>
+          <w:rFonts w:ascii="Times New Roman" w:hAnsi="Times New Roman" w:cs="Times New Roman" w:hint="cs"/>
+          <w:rtl/>
+        </w:rPr>
+        <w:t>י</w:t>
+      </w:r>
+      <w:r>
+        <w:rPr>
+          <w:rFonts w:ascii="Times New Roman" w:hAnsi="Times New Roman" w:cs="Times New Roman"/>
+          <w:rtl/>
+        </w:rPr>
+        <w:t>-</w:t>
+      </w:r>
+      <w:r>
+        <w:rPr>
+          <w:rFonts w:ascii="Times New Roman" w:hAnsi="Times New Roman" w:cs="Times New Roman" w:hint="cs"/>
+          <w:rtl/>
+        </w:rPr>
+        <w:t>ה</w:t>
+      </w:r>
+      <w:r>
+        <w:rPr>
+          <w:rFonts w:ascii="Times New Roman" w:hAnsi="Times New Roman" w:cs="Times New Roman"/>
+        </w:rPr>
+        <w:t>, Hashem</w:t>
+      </w:r>
+      <w:r>
+        <w:rPr>
+          <w:rFonts w:ascii="Times New Roman" w:hAnsi="Times New Roman" w:cs="Times New Roman"/>
         </w:rPr>
         <w:t>’</w:t>
       </w:r>
@@ -3452,47 +3772,7 @@
         <w:rPr>
           <w:rFonts w:ascii="Times New Roman" w:hAnsi="Times New Roman" w:cs="Times New Roman"/>
         </w:rPr>
-        <w:t xml:space="preserve">s name is spoken here by the king, </w:t>
-      </w:r>
-      <w:r>
-        <w:rPr>
-          <w:rFonts w:ascii="Times New Roman" w:hAnsi="Times New Roman" w:cs="Times New Roman" w:hint="cs"/>
-          <w:rtl/>
-        </w:rPr>
-        <w:t>המן</w:t>
-      </w:r>
-      <w:r>
-        <w:rPr>
-          <w:rFonts w:ascii="Times New Roman" w:hAnsi="Times New Roman" w:cs="Times New Roman"/>
-        </w:rPr>
-        <w:t xml:space="preserve"> was still on top. You can see from this that the main point of this miraculous turnabout was </w:t>
-      </w:r>
-      <w:r>
-        <w:rPr>
-          <w:rFonts w:ascii="Times New Roman" w:hAnsi="Times New Roman" w:cs="Times New Roman" w:hint="cs"/>
-          <w:rtl/>
-        </w:rPr>
-        <w:t>מׇרְדֳּכַי</w:t>
-      </w:r>
-      <w:r>
-        <w:rPr>
-          <w:rFonts w:ascii="Times New Roman" w:hAnsi="Times New Roman" w:cs="Times New Roman"/>
-          <w:rtl/>
-        </w:rPr>
-        <w:t xml:space="preserve"> </w:t>
-      </w:r>
-      <w:r>
-        <w:rPr>
-          <w:rFonts w:ascii="Times New Roman" w:hAnsi="Times New Roman" w:cs="Times New Roman" w:hint="cs"/>
-          <w:rtl/>
-        </w:rPr>
-        <w:t>הַיְּהוּדִי</w:t>
-      </w:r>
-      <w:r>
-        <w:rPr>
-          <w:rFonts w:ascii="Times New Roman" w:hAnsi="Times New Roman" w:cs="Times New Roman"/>
-        </w:rPr>
-        <w:t xml:space="preserve">, who did not waver an iota from his devotion to </w:t>
+        <w:t xml:space="preserve">s name. It was </w:t>
       </w:r>
       <w:r>
         <w:rPr>
@@ -3504,7 +3784,355 @@
         <w:rPr>
           <w:rFonts w:ascii="Times New Roman" w:hAnsi="Times New Roman" w:cs="Times New Roman"/>
         </w:rPr>
-        <w:t xml:space="preserve"> and the </w:t>
+        <w:t xml:space="preserve"> Himself, </w:t>
+      </w:r>
+      <w:r>
+        <w:rPr>
+          <w:rFonts w:ascii="Times New Roman" w:hAnsi="Times New Roman" w:cs="Times New Roman" w:hint="cs"/>
+          <w:rtl/>
+        </w:rPr>
+        <w:t>בכבודו</w:t>
+      </w:r>
+      <w:r>
+        <w:rPr>
+          <w:rFonts w:ascii="Times New Roman" w:hAnsi="Times New Roman" w:cs="Times New Roman"/>
+          <w:rtl/>
+        </w:rPr>
+        <w:t xml:space="preserve"> </w:t>
+      </w:r>
+      <w:r>
+        <w:rPr>
+          <w:rFonts w:ascii="Times New Roman" w:hAnsi="Times New Roman" w:cs="Times New Roman" w:hint="cs"/>
+          <w:rtl/>
+        </w:rPr>
+        <w:t>ובעצמו</w:t>
+      </w:r>
+      <w:r>
+        <w:rPr>
+          <w:rFonts w:ascii="Times New Roman" w:hAnsi="Times New Roman" w:cs="Times New Roman"/>
+        </w:rPr>
+        <w:t xml:space="preserve">, who was the ultimate force behind </w:t>
+      </w:r>
+      <w:r>
+        <w:rPr>
+          <w:rFonts w:ascii="Times New Roman" w:hAnsi="Times New Roman" w:cs="Times New Roman" w:hint="cs"/>
+          <w:rtl/>
+        </w:rPr>
+        <w:t>ונהפוך</w:t>
+      </w:r>
+      <w:r>
+        <w:rPr>
+          <w:rFonts w:ascii="Times New Roman" w:hAnsi="Times New Roman" w:cs="Times New Roman"/>
+          <w:rtl/>
+        </w:rPr>
+        <w:t xml:space="preserve"> </w:t>
+      </w:r>
+      <w:r>
+        <w:rPr>
+          <w:rFonts w:ascii="Times New Roman" w:hAnsi="Times New Roman" w:cs="Times New Roman" w:hint="cs"/>
+          <w:rtl/>
+        </w:rPr>
+        <w:t>הוא</w:t>
+      </w:r>
+      <w:r>
+        <w:rPr>
+          <w:rFonts w:ascii="Times New Roman" w:hAnsi="Times New Roman" w:cs="Times New Roman"/>
+        </w:rPr>
+        <w:t xml:space="preserve">. Another great example </w:t>
+      </w:r>
+      <w:r>
+        <w:rPr>
+          <w:rFonts w:ascii="Times New Roman" w:hAnsi="Times New Roman" w:cs="Times New Roman"/>
+        </w:rPr>
+        <w:t>of Hashem</w:t>
+      </w:r>
+      <w:r>
+        <w:rPr>
+          <w:rFonts w:ascii="Times New Roman" w:hAnsi="Times New Roman" w:cs="Times New Roman"/>
+        </w:rPr>
+        <w:t xml:space="preserve"> being hidden in the </w:t>
+      </w:r>
+      <w:r>
+        <w:rPr>
+          <w:rFonts w:ascii="Times New Roman" w:hAnsi="Times New Roman" w:cs="Times New Roman" w:hint="cs"/>
+          <w:rtl/>
+        </w:rPr>
+        <w:t>מגילה</w:t>
+      </w:r>
+      <w:r>
+        <w:rPr>
+          <w:rFonts w:ascii="Times New Roman" w:hAnsi="Times New Roman" w:cs="Times New Roman"/>
+        </w:rPr>
+        <w:t xml:space="preserve"> in plain sight. Although the events of </w:t>
+      </w:r>
+      <w:r>
+        <w:rPr>
+          <w:rFonts w:ascii="Times New Roman" w:hAnsi="Times New Roman" w:cs="Times New Roman"/>
+          <w:rtl/>
+        </w:rPr>
+        <w:t>פורים</w:t>
+      </w:r>
+      <w:r>
+        <w:rPr>
+          <w:rFonts w:ascii="Times New Roman" w:hAnsi="Times New Roman" w:cs="Times New Roman"/>
+        </w:rPr>
+        <w:t xml:space="preserve"> may not have appeared obvious to the casual observer, since there are no open miracles, </w:t>
+      </w:r>
+      <w:r>
+        <w:rPr>
+          <w:rFonts w:ascii="Times New Roman" w:hAnsi="Times New Roman" w:cs="Times New Roman"/>
+        </w:rPr>
+        <w:t>Hashem</w:t>
+      </w:r>
+      <w:r>
+        <w:rPr>
+          <w:rFonts w:ascii="Times New Roman" w:hAnsi="Times New Roman" w:cs="Times New Roman"/>
+        </w:rPr>
+        <w:t>’</w:t>
+      </w:r>
+      <w:r>
+        <w:rPr>
+          <w:rFonts w:ascii="Times New Roman" w:hAnsi="Times New Roman" w:cs="Times New Roman"/>
+        </w:rPr>
+        <w:t>s</w:t>
+      </w:r>
+      <w:r>
+        <w:rPr>
+          <w:rFonts w:ascii="Times New Roman" w:hAnsi="Times New Roman" w:cs="Times New Roman"/>
+        </w:rPr>
+        <w:t xml:space="preserve"> name is hidden here exactly to point out</w:t>
+      </w:r>
+      <w:r>
+        <w:rPr>
+          <w:rFonts w:ascii="Times New Roman" w:hAnsi="Times New Roman" w:cs="Times New Roman"/>
+        </w:rPr>
+        <w:t xml:space="preserve"> that</w:t>
+      </w:r>
+      <w:r>
+        <w:rPr>
+          <w:rFonts w:ascii="Times New Roman" w:hAnsi="Times New Roman" w:cs="Times New Roman"/>
+        </w:rPr>
+        <w:t xml:space="preserve"> it was </w:t>
+      </w:r>
+      <w:r>
+        <w:rPr>
+          <w:rFonts w:ascii="Times New Roman" w:hAnsi="Times New Roman" w:cs="Times New Roman"/>
+        </w:rPr>
+        <w:t>Hashem w</w:t>
+      </w:r>
+      <w:r>
+        <w:rPr>
+          <w:rFonts w:ascii="Times New Roman" w:hAnsi="Times New Roman" w:cs="Times New Roman"/>
+        </w:rPr>
+        <w:t xml:space="preserve">ho brought about </w:t>
+      </w:r>
+      <w:r>
+        <w:rPr>
+          <w:rFonts w:ascii="Times New Roman" w:hAnsi="Times New Roman" w:cs="Times New Roman" w:hint="cs"/>
+          <w:rtl/>
+        </w:rPr>
+        <w:t>ונהפוך</w:t>
+      </w:r>
+      <w:r>
+        <w:rPr>
+          <w:rFonts w:ascii="Times New Roman" w:hAnsi="Times New Roman" w:cs="Times New Roman"/>
+          <w:rtl/>
+        </w:rPr>
+        <w:t xml:space="preserve"> </w:t>
+      </w:r>
+      <w:r>
+        <w:rPr>
+          <w:rFonts w:ascii="Times New Roman" w:hAnsi="Times New Roman" w:cs="Times New Roman" w:hint="cs"/>
+          <w:rtl/>
+        </w:rPr>
+        <w:t>הוא</w:t>
+      </w:r>
+      <w:r>
+        <w:rPr>
+          <w:rFonts w:ascii="Times New Roman" w:hAnsi="Times New Roman" w:cs="Times New Roman"/>
+        </w:rPr>
+        <w:t>. R</w:t>
+      </w:r>
+      <w:r>
+        <w:rPr>
+          <w:rFonts w:ascii="Times New Roman" w:hAnsi="Times New Roman" w:cs="Times New Roman"/>
+        </w:rPr>
+        <w:t>’</w:t>
+      </w:r>
+      <w:r>
+        <w:rPr>
+          <w:rFonts w:ascii="Times New Roman" w:hAnsi="Times New Roman" w:cs="Times New Roman"/>
+        </w:rPr>
+        <w:t xml:space="preserve"> </w:t>
+      </w:r>
+      <w:r>
+        <w:rPr>
+          <w:rFonts w:ascii="Times New Roman" w:hAnsi="Times New Roman" w:cs="Times New Roman"/>
+        </w:rPr>
+        <w:t>Aryeh Strickoff</w:t>
+      </w:r>
+      <w:r>
+        <w:rPr>
+          <w:rFonts w:ascii="Times New Roman" w:hAnsi="Times New Roman" w:cs="Times New Roman"/>
+        </w:rPr>
+        <w:t>,</w:t>
+      </w:r>
+      <w:r>
+        <w:rPr>
+          <w:rFonts w:ascii="Times New Roman" w:hAnsi="Times New Roman" w:cs="Times New Roman"/>
+        </w:rPr>
+        <w:t xml:space="preserve"> who wrote this </w:t>
+      </w:r>
+      <w:r>
+        <w:rPr>
+          <w:rFonts w:ascii="Times New Roman" w:hAnsi="Times New Roman" w:cs="Times New Roman" w:hint="cs"/>
+          <w:rtl/>
+        </w:rPr>
+        <w:t>ספר</w:t>
+      </w:r>
+      <w:r>
+        <w:rPr>
+          <w:rFonts w:ascii="Times New Roman" w:hAnsi="Times New Roman" w:cs="Times New Roman"/>
+        </w:rPr>
+        <w:t>, gives credit to</w:t>
+      </w:r>
+      <w:r>
+        <w:rPr>
+          <w:rFonts w:ascii="Times New Roman" w:hAnsi="Times New Roman" w:cs="Times New Roman"/>
+        </w:rPr>
+        <w:t xml:space="preserve"> R</w:t>
+      </w:r>
+      <w:r>
+        <w:rPr>
+          <w:rFonts w:ascii="Times New Roman" w:hAnsi="Times New Roman" w:cs="Times New Roman"/>
+        </w:rPr>
+        <w:t>’</w:t>
+      </w:r>
+      <w:r>
+        <w:rPr>
+          <w:rFonts w:ascii="Times New Roman" w:hAnsi="Times New Roman" w:cs="Times New Roman"/>
+        </w:rPr>
+        <w:t xml:space="preserve"> </w:t>
+      </w:r>
+      <w:r>
+        <w:rPr>
+          <w:rFonts w:ascii="Times New Roman" w:hAnsi="Times New Roman" w:cs="Times New Roman"/>
+        </w:rPr>
+        <w:t xml:space="preserve">Shmuel Marcus </w:t>
+      </w:r>
+      <w:r>
+        <w:rPr>
+          <w:rFonts w:ascii="Times New Roman" w:hAnsi="Times New Roman" w:cs="Times New Roman"/>
+        </w:rPr>
+        <w:t xml:space="preserve">from our neighborhood in </w:t>
+      </w:r>
+      <w:r>
+        <w:rPr>
+          <w:rFonts w:ascii="Times New Roman" w:hAnsi="Times New Roman" w:cs="Times New Roman"/>
+        </w:rPr>
+        <w:t>Queens</w:t>
+      </w:r>
+      <w:r>
+        <w:rPr>
+          <w:rFonts w:ascii="Times New Roman" w:hAnsi="Times New Roman" w:cs="Times New Roman"/>
+        </w:rPr>
+        <w:t xml:space="preserve">, having alerted him and brought </w:t>
+      </w:r>
+      <w:r>
+        <w:rPr>
+          <w:rFonts w:ascii="Times New Roman" w:hAnsi="Times New Roman" w:cs="Times New Roman"/>
+        </w:rPr>
+        <w:t xml:space="preserve">this vort </w:t>
+      </w:r>
+      <w:r>
+        <w:rPr>
+          <w:rFonts w:ascii="Times New Roman" w:hAnsi="Times New Roman" w:cs="Times New Roman"/>
+        </w:rPr>
+        <w:t xml:space="preserve">to his attention, from </w:t>
+      </w:r>
+      <w:r>
+        <w:rPr>
+          <w:rFonts w:ascii="Times New Roman" w:hAnsi="Times New Roman" w:cs="Times New Roman"/>
+        </w:rPr>
+        <w:t>R</w:t>
+      </w:r>
+      <w:r>
+        <w:rPr>
+          <w:rFonts w:ascii="Times New Roman" w:hAnsi="Times New Roman" w:cs="Times New Roman"/>
+        </w:rPr>
+        <w:t>’</w:t>
+      </w:r>
+      <w:r>
+        <w:rPr>
+          <w:rFonts w:ascii="Times New Roman" w:hAnsi="Times New Roman" w:cs="Times New Roman"/>
+        </w:rPr>
+        <w:t xml:space="preserve"> Mordechai Sabato</w:t>
+      </w:r>
+      <w:r>
+        <w:rPr>
+          <w:rFonts w:ascii="Times New Roman" w:hAnsi="Times New Roman" w:cs="Times New Roman"/>
+        </w:rPr>
+        <w:t>’</w:t>
+      </w:r>
+      <w:r>
+        <w:rPr>
+          <w:rFonts w:ascii="Times New Roman" w:hAnsi="Times New Roman" w:cs="Times New Roman"/>
+        </w:rPr>
+        <w:t xml:space="preserve">s </w:t>
+      </w:r>
+      <w:r>
+        <w:rPr>
+          <w:rFonts w:ascii="Times New Roman" w:hAnsi="Times New Roman" w:cs="Times New Roman" w:hint="cs"/>
+          <w:rtl/>
+        </w:rPr>
+        <w:t>ספר</w:t>
+      </w:r>
+      <w:r>
+        <w:rPr>
+          <w:rFonts w:ascii="Times New Roman" w:hAnsi="Times New Roman" w:cs="Times New Roman"/>
+        </w:rPr>
+        <w:t xml:space="preserve"> called </w:t>
+      </w:r>
+      <w:r>
+        <w:rPr>
+          <w:rFonts w:ascii="Times New Roman" w:hAnsi="Times New Roman" w:cs="Times New Roman" w:hint="cs"/>
+          <w:rtl/>
+        </w:rPr>
+        <w:t>הדסה</w:t>
+      </w:r>
+      <w:r>
+        <w:rPr>
+          <w:rFonts w:ascii="Times New Roman" w:hAnsi="Times New Roman" w:cs="Times New Roman"/>
+          <w:rtl/>
+        </w:rPr>
+        <w:t xml:space="preserve"> </w:t>
+      </w:r>
+      <w:r>
+        <w:rPr>
+          <w:rFonts w:ascii="Times New Roman" w:hAnsi="Times New Roman" w:cs="Times New Roman" w:hint="cs"/>
+          <w:rtl/>
+        </w:rPr>
+        <w:t>היא</w:t>
+      </w:r>
+      <w:r>
+        <w:rPr>
+          <w:rFonts w:ascii="Times New Roman" w:hAnsi="Times New Roman" w:cs="Times New Roman"/>
+          <w:rtl/>
+        </w:rPr>
+        <w:t xml:space="preserve"> </w:t>
+      </w:r>
+      <w:r>
+        <w:rPr>
+          <w:rFonts w:ascii="Times New Roman" w:hAnsi="Times New Roman" w:cs="Times New Roman" w:hint="cs"/>
+          <w:rtl/>
+        </w:rPr>
+        <w:t>אסתר</w:t>
+      </w:r>
+      <w:r>
+        <w:rPr>
+          <w:rFonts w:ascii="Times New Roman" w:hAnsi="Times New Roman" w:cs="Times New Roman"/>
+        </w:rPr>
+        <w:t xml:space="preserve">. I thought this was a splendid piece of </w:t>
       </w:r>
       <w:r>
         <w:rPr>
@@ -3517,722 +4145,19 @@
         <w:rPr>
           <w:rFonts w:ascii="Times New Roman" w:hAnsi="Times New Roman" w:cs="Times New Roman"/>
         </w:rPr>
-        <w:t xml:space="preserve">, even in the face of </w:t>
-      </w:r>
-      <w:r>
-        <w:rPr>
-          <w:rFonts w:ascii="Times New Roman" w:hAnsi="Times New Roman" w:cs="Times New Roman" w:hint="cs"/>
-          <w:rtl/>
-        </w:rPr>
-        <w:t>המן</w:t>
-      </w:r>
-      <w:r>
-        <w:rPr>
-          <w:rFonts w:ascii="Times New Roman" w:hAnsi="Times New Roman" w:cs="Times New Roman"/>
-        </w:rPr>
-        <w:t>’</w:t>
-      </w:r>
-      <w:r>
-        <w:rPr>
-          <w:rFonts w:ascii="Times New Roman" w:hAnsi="Times New Roman" w:cs="Times New Roman"/>
-        </w:rPr>
-        <w:t xml:space="preserve">s threats. We learn from here that </w:t>
-      </w:r>
-      <w:r>
-        <w:rPr>
-          <w:rFonts w:ascii="Times New Roman" w:hAnsi="Times New Roman" w:cs="Times New Roman" w:hint="cs"/>
-          <w:rtl/>
-        </w:rPr>
-        <w:t>מרדכי</w:t>
-      </w:r>
-      <w:r>
-        <w:rPr>
-          <w:rFonts w:ascii="Times New Roman" w:hAnsi="Times New Roman" w:cs="Times New Roman"/>
-        </w:rPr>
-        <w:t xml:space="preserve"> was the one who brought about </w:t>
-      </w:r>
-      <w:r>
-        <w:rPr>
-          <w:rFonts w:ascii="Times New Roman" w:hAnsi="Times New Roman" w:cs="Times New Roman" w:hint="cs"/>
-          <w:rtl/>
-        </w:rPr>
-        <w:t>ונהפוך</w:t>
-      </w:r>
-      <w:r>
-        <w:rPr>
-          <w:rFonts w:ascii="Times New Roman" w:hAnsi="Times New Roman" w:cs="Times New Roman"/>
-          <w:rtl/>
-        </w:rPr>
-        <w:t xml:space="preserve"> </w:t>
-      </w:r>
-      <w:r>
-        <w:rPr>
-          <w:rFonts w:ascii="Times New Roman" w:hAnsi="Times New Roman" w:cs="Times New Roman" w:hint="cs"/>
-          <w:rtl/>
-        </w:rPr>
-        <w:t>הוא</w:t>
-      </w:r>
-      <w:r>
-        <w:rPr>
-          <w:rFonts w:ascii="Times New Roman" w:hAnsi="Times New Roman" w:cs="Times New Roman"/>
-        </w:rPr>
-        <w:t xml:space="preserve">. As a result of the </w:t>
-      </w:r>
-      <w:r>
-        <w:rPr>
-          <w:rFonts w:ascii="Times New Roman" w:hAnsi="Times New Roman" w:cs="Times New Roman" w:hint="cs"/>
-          <w:rtl/>
-        </w:rPr>
-        <w:t>תשובה</w:t>
-      </w:r>
-      <w:r>
-        <w:rPr>
-          <w:rFonts w:ascii="Times New Roman" w:hAnsi="Times New Roman" w:cs="Times New Roman"/>
-        </w:rPr>
-        <w:t xml:space="preserve"> he led the Jews in performing. As fascinating as this is, </w:t>
-      </w:r>
-      <w:r>
-        <w:rPr>
-          <w:rFonts w:ascii="Times New Roman" w:hAnsi="Times New Roman" w:cs="Times New Roman"/>
-        </w:rPr>
-        <w:lastRenderedPageBreak/>
-        <w:t xml:space="preserve">the pivotal point of </w:t>
-      </w:r>
-      <w:r>
-        <w:rPr>
-          <w:rFonts w:ascii="Times New Roman" w:hAnsi="Times New Roman" w:cs="Times New Roman" w:hint="cs"/>
-          <w:rtl/>
-        </w:rPr>
-        <w:t>ונהפוך</w:t>
-      </w:r>
-      <w:r>
-        <w:rPr>
-          <w:rFonts w:ascii="Times New Roman" w:hAnsi="Times New Roman" w:cs="Times New Roman"/>
-          <w:rtl/>
-        </w:rPr>
-        <w:t xml:space="preserve"> </w:t>
-      </w:r>
-      <w:r>
-        <w:rPr>
-          <w:rFonts w:ascii="Times New Roman" w:hAnsi="Times New Roman" w:cs="Times New Roman" w:hint="cs"/>
-          <w:rtl/>
-        </w:rPr>
-        <w:t>הוא</w:t>
-      </w:r>
-      <w:r>
-        <w:rPr>
-          <w:rFonts w:ascii="Times New Roman" w:hAnsi="Times New Roman" w:cs="Times New Roman"/>
-        </w:rPr>
-        <w:t xml:space="preserve"> can be narrowed down even further. If </w:t>
-      </w:r>
-      <w:r>
-        <w:rPr>
-          <w:rFonts w:ascii="Times New Roman" w:hAnsi="Times New Roman" w:cs="Times New Roman" w:hint="cs"/>
-          <w:rtl/>
-        </w:rPr>
-        <w:t>פסוק</w:t>
-      </w:r>
-      <w:r>
-        <w:rPr>
-          <w:rFonts w:ascii="Times New Roman" w:hAnsi="Times New Roman" w:cs="Times New Roman"/>
-          <w:rtl/>
-        </w:rPr>
-        <w:t xml:space="preserve"> </w:t>
-      </w:r>
-      <w:r>
-        <w:rPr>
-          <w:rFonts w:ascii="Times New Roman" w:hAnsi="Times New Roman" w:cs="Times New Roman" w:hint="cs"/>
-          <w:rtl/>
-        </w:rPr>
-        <w:t>י</w:t>
-      </w:r>
-      <w:r>
-        <w:rPr>
-          <w:rFonts w:ascii="Times New Roman" w:hAnsi="Times New Roman" w:cs="Times New Roman"/>
-        </w:rPr>
-        <w:t xml:space="preserve"> is the central point of the </w:t>
-      </w:r>
-      <w:r>
-        <w:rPr>
-          <w:rFonts w:ascii="Times New Roman" w:hAnsi="Times New Roman" w:cs="Times New Roman" w:hint="cs"/>
-          <w:rtl/>
-        </w:rPr>
-        <w:t>מגילה</w:t>
-      </w:r>
-      <w:r>
-        <w:rPr>
-          <w:rFonts w:ascii="Times New Roman" w:hAnsi="Times New Roman" w:cs="Times New Roman"/>
-        </w:rPr>
-        <w:t xml:space="preserve">, and if the words </w:t>
-      </w:r>
-      <w:r>
-        <w:rPr>
-          <w:rFonts w:ascii="Times New Roman" w:hAnsi="Times New Roman" w:cs="Times New Roman" w:hint="cs"/>
-          <w:rtl/>
-        </w:rPr>
-        <w:t>מׇרְדֳּכַי</w:t>
-      </w:r>
-      <w:r>
-        <w:rPr>
-          <w:rFonts w:ascii="Times New Roman" w:hAnsi="Times New Roman" w:cs="Times New Roman"/>
-          <w:rtl/>
-        </w:rPr>
-        <w:t xml:space="preserve"> </w:t>
-      </w:r>
-      <w:r>
-        <w:rPr>
-          <w:rFonts w:ascii="Times New Roman" w:hAnsi="Times New Roman" w:cs="Times New Roman" w:hint="cs"/>
-          <w:rtl/>
-        </w:rPr>
-        <w:t>הַיְּהוּדִי</w:t>
-      </w:r>
-      <w:r>
-        <w:rPr>
-          <w:rFonts w:ascii="Times New Roman" w:hAnsi="Times New Roman" w:cs="Times New Roman"/>
-        </w:rPr>
-        <w:t xml:space="preserve"> are the central words of the </w:t>
-      </w:r>
-      <w:r>
-        <w:rPr>
-          <w:rFonts w:ascii="Times New Roman" w:hAnsi="Times New Roman" w:cs="Times New Roman" w:hint="cs"/>
-          <w:rtl/>
-        </w:rPr>
-        <w:t>מגילה</w:t>
-      </w:r>
-      <w:r>
-        <w:rPr>
-          <w:rFonts w:ascii="Times New Roman" w:hAnsi="Times New Roman" w:cs="Times New Roman"/>
-        </w:rPr>
-        <w:t xml:space="preserve">, and the central words of that </w:t>
-      </w:r>
-      <w:r>
-        <w:rPr>
-          <w:rFonts w:ascii="Times New Roman" w:hAnsi="Times New Roman" w:cs="Times New Roman" w:hint="cs"/>
-          <w:rtl/>
-        </w:rPr>
-        <w:t>פסוק</w:t>
-      </w:r>
-      <w:r>
-        <w:rPr>
-          <w:rFonts w:ascii="Times New Roman" w:hAnsi="Times New Roman" w:cs="Times New Roman"/>
-        </w:rPr>
-        <w:t xml:space="preserve">, then the central point of these words is the pivotal point of </w:t>
-      </w:r>
-      <w:r>
-        <w:rPr>
-          <w:rFonts w:ascii="Times New Roman" w:hAnsi="Times New Roman" w:cs="Times New Roman" w:hint="cs"/>
-          <w:rtl/>
-        </w:rPr>
-        <w:t>ונהפוך</w:t>
-      </w:r>
-      <w:r>
-        <w:rPr>
-          <w:rFonts w:ascii="Times New Roman" w:hAnsi="Times New Roman" w:cs="Times New Roman"/>
-          <w:rtl/>
-        </w:rPr>
-        <w:t xml:space="preserve"> </w:t>
-      </w:r>
-      <w:r>
-        <w:rPr>
-          <w:rFonts w:ascii="Times New Roman" w:hAnsi="Times New Roman" w:cs="Times New Roman" w:hint="cs"/>
-          <w:rtl/>
-        </w:rPr>
-        <w:t>הוא</w:t>
-      </w:r>
-      <w:r>
-        <w:rPr>
-          <w:rFonts w:ascii="Times New Roman" w:hAnsi="Times New Roman" w:cs="Times New Roman"/>
-        </w:rPr>
-        <w:t xml:space="preserve">. </w:t>
-      </w:r>
-      <w:proofErr w:type="gramStart"/>
-      <w:r>
-        <w:rPr>
-          <w:rFonts w:ascii="Times New Roman" w:hAnsi="Times New Roman" w:cs="Times New Roman"/>
-        </w:rPr>
-        <w:t xml:space="preserve">The central point of these words, </w:t>
-      </w:r>
-      <w:r>
-        <w:rPr>
-          <w:rFonts w:ascii="Times New Roman" w:hAnsi="Times New Roman" w:cs="Times New Roman" w:hint="cs"/>
-          <w:rtl/>
-        </w:rPr>
-        <w:t>מרדכי</w:t>
-      </w:r>
-      <w:r>
-        <w:rPr>
-          <w:rFonts w:ascii="Times New Roman" w:hAnsi="Times New Roman" w:cs="Times New Roman"/>
-          <w:rtl/>
-        </w:rPr>
-        <w:t xml:space="preserve"> </w:t>
-      </w:r>
-      <w:r>
-        <w:rPr>
-          <w:rFonts w:ascii="Times New Roman" w:hAnsi="Times New Roman" w:cs="Times New Roman" w:hint="cs"/>
-          <w:rtl/>
-        </w:rPr>
-        <w:t>היהודי</w:t>
-      </w:r>
-      <w:r>
-        <w:rPr>
-          <w:rFonts w:ascii="Times New Roman" w:hAnsi="Times New Roman" w:cs="Times New Roman"/>
-        </w:rPr>
-        <w:t xml:space="preserve">, the last letter of </w:t>
-      </w:r>
-      <w:r>
-        <w:rPr>
-          <w:rFonts w:ascii="Times New Roman" w:hAnsi="Times New Roman" w:cs="Times New Roman" w:hint="cs"/>
-          <w:rtl/>
-        </w:rPr>
-        <w:t>מרדכי</w:t>
-      </w:r>
-      <w:r>
-        <w:rPr>
-          <w:rFonts w:ascii="Times New Roman" w:hAnsi="Times New Roman" w:cs="Times New Roman"/>
-        </w:rPr>
-        <w:t xml:space="preserve">, and the first letter of </w:t>
-      </w:r>
-      <w:r>
-        <w:rPr>
-          <w:rFonts w:ascii="Times New Roman" w:hAnsi="Times New Roman" w:cs="Times New Roman" w:hint="cs"/>
-          <w:rtl/>
-        </w:rPr>
-        <w:t>היהודי</w:t>
-      </w:r>
-      <w:r>
-        <w:rPr>
-          <w:rFonts w:ascii="Times New Roman" w:hAnsi="Times New Roman" w:cs="Times New Roman"/>
-        </w:rPr>
-        <w:t xml:space="preserve">, spell </w:t>
-      </w:r>
-      <w:r>
-        <w:rPr>
-          <w:rFonts w:ascii="Times New Roman" w:hAnsi="Times New Roman" w:cs="Times New Roman" w:hint="cs"/>
-          <w:rtl/>
-        </w:rPr>
-        <w:t>י</w:t>
-      </w:r>
-      <w:r>
-        <w:rPr>
-          <w:rFonts w:ascii="Times New Roman" w:hAnsi="Times New Roman" w:cs="Times New Roman"/>
-          <w:rtl/>
-        </w:rPr>
-        <w:t>-</w:t>
-      </w:r>
-      <w:r>
-        <w:rPr>
-          <w:rFonts w:ascii="Times New Roman" w:hAnsi="Times New Roman" w:cs="Times New Roman" w:hint="cs"/>
-          <w:rtl/>
-        </w:rPr>
-        <w:t>ה</w:t>
-      </w:r>
-      <w:r>
-        <w:rPr>
-          <w:rFonts w:ascii="Times New Roman" w:hAnsi="Times New Roman" w:cs="Times New Roman"/>
-        </w:rPr>
-        <w:t>, Hashem</w:t>
-      </w:r>
-      <w:r>
-        <w:rPr>
-          <w:rFonts w:ascii="Times New Roman" w:hAnsi="Times New Roman" w:cs="Times New Roman"/>
-        </w:rPr>
-        <w:t>’</w:t>
-      </w:r>
-      <w:r>
-        <w:rPr>
-          <w:rFonts w:ascii="Times New Roman" w:hAnsi="Times New Roman" w:cs="Times New Roman"/>
-        </w:rPr>
-        <w:t>s name.</w:t>
-      </w:r>
-      <w:proofErr w:type="gramEnd"/>
-      <w:r>
-        <w:rPr>
-          <w:rFonts w:ascii="Times New Roman" w:hAnsi="Times New Roman" w:cs="Times New Roman"/>
-        </w:rPr>
-        <w:t xml:space="preserve"> It was </w:t>
-      </w:r>
-      <w:r>
-        <w:rPr>
-          <w:rFonts w:ascii="Times New Roman" w:hAnsi="Times New Roman" w:cs="Times New Roman"/>
-        </w:rPr>
-        <w:t>Hashem</w:t>
-      </w:r>
-      <w:r>
-        <w:rPr>
-          <w:rFonts w:ascii="Times New Roman" w:hAnsi="Times New Roman" w:cs="Times New Roman"/>
-        </w:rPr>
-        <w:t xml:space="preserve"> Himself, </w:t>
-      </w:r>
-      <w:r>
-        <w:rPr>
-          <w:rFonts w:ascii="Times New Roman" w:hAnsi="Times New Roman" w:cs="Times New Roman" w:hint="cs"/>
-          <w:rtl/>
-        </w:rPr>
-        <w:t>בכבודו</w:t>
-      </w:r>
-      <w:r>
-        <w:rPr>
-          <w:rFonts w:ascii="Times New Roman" w:hAnsi="Times New Roman" w:cs="Times New Roman"/>
-          <w:rtl/>
-        </w:rPr>
-        <w:t xml:space="preserve"> </w:t>
-      </w:r>
-      <w:r>
-        <w:rPr>
-          <w:rFonts w:ascii="Times New Roman" w:hAnsi="Times New Roman" w:cs="Times New Roman" w:hint="cs"/>
-          <w:rtl/>
-        </w:rPr>
-        <w:t>ובעצמו</w:t>
-      </w:r>
-      <w:r>
-        <w:rPr>
-          <w:rFonts w:ascii="Times New Roman" w:hAnsi="Times New Roman" w:cs="Times New Roman"/>
-        </w:rPr>
-        <w:t xml:space="preserve">, who was the ultimate force behind the </w:t>
-      </w:r>
-      <w:r>
-        <w:rPr>
-          <w:rFonts w:ascii="Times New Roman" w:hAnsi="Times New Roman" w:cs="Times New Roman" w:hint="cs"/>
-          <w:rtl/>
-        </w:rPr>
-        <w:t>ונהפוך</w:t>
-      </w:r>
-      <w:r>
-        <w:rPr>
-          <w:rFonts w:ascii="Times New Roman" w:hAnsi="Times New Roman" w:cs="Times New Roman"/>
-          <w:rtl/>
-        </w:rPr>
-        <w:t xml:space="preserve"> </w:t>
-      </w:r>
-      <w:r>
-        <w:rPr>
-          <w:rFonts w:ascii="Times New Roman" w:hAnsi="Times New Roman" w:cs="Times New Roman" w:hint="cs"/>
-          <w:rtl/>
-        </w:rPr>
-        <w:t>הוא</w:t>
-      </w:r>
-      <w:r>
-        <w:rPr>
-          <w:rFonts w:ascii="Times New Roman" w:hAnsi="Times New Roman" w:cs="Times New Roman"/>
-        </w:rPr>
-        <w:t xml:space="preserve">. </w:t>
-      </w:r>
-      <w:proofErr w:type="gramStart"/>
-      <w:r>
-        <w:rPr>
-          <w:rFonts w:ascii="Times New Roman" w:hAnsi="Times New Roman" w:cs="Times New Roman"/>
-        </w:rPr>
-        <w:t xml:space="preserve">Another great example, </w:t>
-      </w:r>
-      <w:r>
-        <w:rPr>
-          <w:rFonts w:ascii="Times New Roman" w:hAnsi="Times New Roman" w:cs="Times New Roman"/>
-        </w:rPr>
-        <w:t>of Hashem</w:t>
-      </w:r>
-      <w:r>
-        <w:rPr>
-          <w:rFonts w:ascii="Times New Roman" w:hAnsi="Times New Roman" w:cs="Times New Roman"/>
-        </w:rPr>
-        <w:t xml:space="preserve"> being hidden in the </w:t>
-      </w:r>
-      <w:r>
-        <w:rPr>
-          <w:rFonts w:ascii="Times New Roman" w:hAnsi="Times New Roman" w:cs="Times New Roman" w:hint="cs"/>
-          <w:rtl/>
-        </w:rPr>
-        <w:t>מגילה</w:t>
-      </w:r>
-      <w:r>
-        <w:rPr>
-          <w:rFonts w:ascii="Times New Roman" w:hAnsi="Times New Roman" w:cs="Times New Roman"/>
-        </w:rPr>
-        <w:t xml:space="preserve"> in plain sight.</w:t>
-      </w:r>
-      <w:proofErr w:type="gramEnd"/>
-      <w:r>
-        <w:rPr>
-          <w:rFonts w:ascii="Times New Roman" w:hAnsi="Times New Roman" w:cs="Times New Roman"/>
-        </w:rPr>
-        <w:t xml:space="preserve"> Although the events of </w:t>
-      </w:r>
-      <w:r>
-        <w:rPr>
-          <w:rFonts w:ascii="Times New Roman" w:hAnsi="Times New Roman" w:cs="Times New Roman"/>
-          <w:rtl/>
-        </w:rPr>
-        <w:t>פורים</w:t>
-      </w:r>
-      <w:r>
-        <w:rPr>
-          <w:rFonts w:ascii="Times New Roman" w:hAnsi="Times New Roman" w:cs="Times New Roman"/>
-        </w:rPr>
-        <w:t xml:space="preserve"> may not have appeared obvious to the casual observer, since there are no open miracles, </w:t>
-      </w:r>
-      <w:r>
-        <w:rPr>
-          <w:rFonts w:ascii="Times New Roman" w:hAnsi="Times New Roman" w:cs="Times New Roman"/>
-        </w:rPr>
-        <w:t>Hashem</w:t>
-      </w:r>
-      <w:r>
-        <w:rPr>
-          <w:rFonts w:ascii="Times New Roman" w:hAnsi="Times New Roman" w:cs="Times New Roman"/>
-        </w:rPr>
-        <w:t>’</w:t>
-      </w:r>
-      <w:r>
-        <w:rPr>
-          <w:rFonts w:ascii="Times New Roman" w:hAnsi="Times New Roman" w:cs="Times New Roman"/>
-        </w:rPr>
-        <w:t>s</w:t>
-      </w:r>
-      <w:r>
-        <w:rPr>
-          <w:rFonts w:ascii="Times New Roman" w:hAnsi="Times New Roman" w:cs="Times New Roman"/>
-        </w:rPr>
-        <w:t xml:space="preserve"> name is hidden here exactly to point out it was </w:t>
-      </w:r>
-      <w:r>
-        <w:rPr>
-          <w:rFonts w:ascii="Times New Roman" w:hAnsi="Times New Roman" w:cs="Times New Roman"/>
-        </w:rPr>
-        <w:t>Hashem w</w:t>
-      </w:r>
-      <w:r>
-        <w:rPr>
-          <w:rFonts w:ascii="Times New Roman" w:hAnsi="Times New Roman" w:cs="Times New Roman"/>
-        </w:rPr>
-        <w:t xml:space="preserve">ho brought about the </w:t>
-      </w:r>
-      <w:r>
-        <w:rPr>
-          <w:rFonts w:ascii="Times New Roman" w:hAnsi="Times New Roman" w:cs="Times New Roman" w:hint="cs"/>
-          <w:rtl/>
-        </w:rPr>
-        <w:t>ונהפוך</w:t>
-      </w:r>
-      <w:r>
-        <w:rPr>
-          <w:rFonts w:ascii="Times New Roman" w:hAnsi="Times New Roman" w:cs="Times New Roman"/>
-          <w:rtl/>
-        </w:rPr>
-        <w:t xml:space="preserve"> </w:t>
-      </w:r>
-      <w:r>
-        <w:rPr>
-          <w:rFonts w:ascii="Times New Roman" w:hAnsi="Times New Roman" w:cs="Times New Roman" w:hint="cs"/>
-          <w:rtl/>
-        </w:rPr>
-        <w:t>הוא</w:t>
-      </w:r>
-      <w:r>
-        <w:rPr>
-          <w:rFonts w:ascii="Times New Roman" w:hAnsi="Times New Roman" w:cs="Times New Roman"/>
-        </w:rPr>
-        <w:t>. R</w:t>
-      </w:r>
-      <w:r>
-        <w:rPr>
-          <w:rFonts w:ascii="Times New Roman" w:hAnsi="Times New Roman" w:cs="Times New Roman"/>
-        </w:rPr>
-        <w:t>’</w:t>
-      </w:r>
-      <w:r>
-        <w:rPr>
-          <w:rFonts w:ascii="Times New Roman" w:hAnsi="Times New Roman" w:cs="Times New Roman"/>
-        </w:rPr>
-        <w:t xml:space="preserve"> </w:t>
-      </w:r>
-      <w:proofErr w:type="spellStart"/>
-      <w:r>
-        <w:rPr>
-          <w:rFonts w:ascii="Times New Roman" w:hAnsi="Times New Roman" w:cs="Times New Roman"/>
-        </w:rPr>
-        <w:t>Stickov</w:t>
-      </w:r>
-      <w:proofErr w:type="spellEnd"/>
-      <w:r>
-        <w:rPr>
-          <w:rFonts w:ascii="Times New Roman" w:hAnsi="Times New Roman" w:cs="Times New Roman"/>
-        </w:rPr>
-        <w:t>,</w:t>
-      </w:r>
-      <w:r>
-        <w:rPr>
-          <w:rFonts w:ascii="Times New Roman" w:hAnsi="Times New Roman" w:cs="Times New Roman"/>
-        </w:rPr>
-        <w:t xml:space="preserve"> who wrote this </w:t>
-      </w:r>
-      <w:r>
-        <w:rPr>
-          <w:rFonts w:ascii="Times New Roman" w:hAnsi="Times New Roman" w:cs="Times New Roman" w:hint="cs"/>
-          <w:rtl/>
-        </w:rPr>
-        <w:t>ספר</w:t>
-      </w:r>
-      <w:r>
-        <w:rPr>
-          <w:rFonts w:ascii="Times New Roman" w:hAnsi="Times New Roman" w:cs="Times New Roman"/>
-        </w:rPr>
-        <w:t xml:space="preserve">, gives credit to </w:t>
-      </w:r>
-      <w:proofErr w:type="spellStart"/>
-      <w:r>
-        <w:rPr>
-          <w:rFonts w:ascii="Times New Roman" w:hAnsi="Times New Roman" w:cs="Times New Roman"/>
-        </w:rPr>
-        <w:t>Shmuel</w:t>
-      </w:r>
-      <w:proofErr w:type="spellEnd"/>
-      <w:r>
-        <w:rPr>
-          <w:rFonts w:ascii="Times New Roman" w:hAnsi="Times New Roman" w:cs="Times New Roman"/>
-        </w:rPr>
-        <w:t xml:space="preserve"> Marcus </w:t>
-      </w:r>
-      <w:r>
-        <w:rPr>
-          <w:rFonts w:ascii="Times New Roman" w:hAnsi="Times New Roman" w:cs="Times New Roman"/>
-        </w:rPr>
-        <w:t xml:space="preserve">from our neighborhood here in </w:t>
-      </w:r>
-      <w:r>
-        <w:rPr>
-          <w:rFonts w:ascii="Times New Roman" w:hAnsi="Times New Roman" w:cs="Times New Roman"/>
-        </w:rPr>
-        <w:t>Queens</w:t>
-      </w:r>
-      <w:r>
-        <w:rPr>
-          <w:rFonts w:ascii="Times New Roman" w:hAnsi="Times New Roman" w:cs="Times New Roman"/>
-        </w:rPr>
-        <w:t xml:space="preserve">, having alerted him and brought to his attention, from </w:t>
-      </w:r>
-      <w:r>
-        <w:rPr>
-          <w:rFonts w:ascii="Times New Roman" w:hAnsi="Times New Roman" w:cs="Times New Roman"/>
-        </w:rPr>
-        <w:t>R</w:t>
-      </w:r>
-      <w:r>
-        <w:rPr>
-          <w:rFonts w:ascii="Times New Roman" w:hAnsi="Times New Roman" w:cs="Times New Roman"/>
-        </w:rPr>
-        <w:t>’</w:t>
-      </w:r>
-      <w:r>
-        <w:rPr>
-          <w:rFonts w:ascii="Times New Roman" w:hAnsi="Times New Roman" w:cs="Times New Roman"/>
-        </w:rPr>
-        <w:t xml:space="preserve"> </w:t>
-      </w:r>
-      <w:proofErr w:type="spellStart"/>
-      <w:r>
-        <w:rPr>
-          <w:rFonts w:ascii="Times New Roman" w:hAnsi="Times New Roman" w:cs="Times New Roman"/>
-        </w:rPr>
-        <w:t>Mordechai</w:t>
-      </w:r>
-      <w:proofErr w:type="spellEnd"/>
-      <w:r>
-        <w:rPr>
-          <w:rFonts w:ascii="Times New Roman" w:hAnsi="Times New Roman" w:cs="Times New Roman"/>
-        </w:rPr>
-        <w:t xml:space="preserve"> </w:t>
-      </w:r>
-      <w:proofErr w:type="spellStart"/>
-      <w:r>
-        <w:rPr>
-          <w:rFonts w:ascii="Times New Roman" w:hAnsi="Times New Roman" w:cs="Times New Roman"/>
-        </w:rPr>
-        <w:t>Sabato</w:t>
-      </w:r>
-      <w:r>
-        <w:rPr>
-          <w:rFonts w:ascii="Times New Roman" w:hAnsi="Times New Roman" w:cs="Times New Roman"/>
-        </w:rPr>
-        <w:t>’</w:t>
-      </w:r>
-      <w:r>
-        <w:rPr>
-          <w:rFonts w:ascii="Times New Roman" w:hAnsi="Times New Roman" w:cs="Times New Roman"/>
-        </w:rPr>
-        <w:t>s</w:t>
-      </w:r>
-      <w:proofErr w:type="spellEnd"/>
-      <w:r>
-        <w:rPr>
-          <w:rFonts w:ascii="Times New Roman" w:hAnsi="Times New Roman" w:cs="Times New Roman"/>
-        </w:rPr>
-        <w:t xml:space="preserve"> </w:t>
-      </w:r>
-      <w:r>
-        <w:rPr>
-          <w:rFonts w:ascii="Times New Roman" w:hAnsi="Times New Roman" w:cs="Times New Roman" w:hint="cs"/>
-          <w:rtl/>
-        </w:rPr>
-        <w:t>ספר</w:t>
-      </w:r>
-      <w:r>
-        <w:rPr>
-          <w:rFonts w:ascii="Times New Roman" w:hAnsi="Times New Roman" w:cs="Times New Roman"/>
-        </w:rPr>
-        <w:t xml:space="preserve"> called, </w:t>
-      </w:r>
-      <w:r>
-        <w:rPr>
-          <w:rFonts w:ascii="Times New Roman" w:hAnsi="Times New Roman" w:cs="Times New Roman" w:hint="cs"/>
-          <w:rtl/>
-        </w:rPr>
-        <w:t>הדסה</w:t>
-      </w:r>
-      <w:r>
-        <w:rPr>
-          <w:rFonts w:ascii="Times New Roman" w:hAnsi="Times New Roman" w:cs="Times New Roman"/>
-          <w:rtl/>
-        </w:rPr>
-        <w:t xml:space="preserve"> </w:t>
-      </w:r>
-      <w:r>
-        <w:rPr>
-          <w:rFonts w:ascii="Times New Roman" w:hAnsi="Times New Roman" w:cs="Times New Roman" w:hint="cs"/>
-          <w:rtl/>
-        </w:rPr>
-        <w:t>היא</w:t>
-      </w:r>
-      <w:r>
-        <w:rPr>
-          <w:rFonts w:ascii="Times New Roman" w:hAnsi="Times New Roman" w:cs="Times New Roman"/>
-          <w:rtl/>
-        </w:rPr>
-        <w:t xml:space="preserve"> </w:t>
-      </w:r>
-      <w:r>
-        <w:rPr>
-          <w:rFonts w:ascii="Times New Roman" w:hAnsi="Times New Roman" w:cs="Times New Roman" w:hint="cs"/>
-          <w:rtl/>
-        </w:rPr>
-        <w:t>אסתר</w:t>
-      </w:r>
-      <w:r>
-        <w:rPr>
-          <w:rFonts w:ascii="Times New Roman" w:hAnsi="Times New Roman" w:cs="Times New Roman"/>
-        </w:rPr>
-        <w:t xml:space="preserve">. I thought this was a splendid piece of </w:t>
-      </w:r>
-      <w:r>
-        <w:rPr>
-          <w:rFonts w:ascii="Times New Roman" w:hAnsi="Times New Roman" w:cs="Times New Roman" w:hint="cs"/>
-          <w:rtl/>
-        </w:rPr>
-        <w:t>תורה</w:t>
-      </w:r>
-      <w:r>
-        <w:rPr>
-          <w:rFonts w:ascii="Times New Roman" w:hAnsi="Times New Roman" w:cs="Times New Roman"/>
-        </w:rPr>
-        <w:t xml:space="preserve"> that we could all learn something from. Happy </w:t>
+        <w:t xml:space="preserve"> </w:t>
+      </w:r>
+      <w:r>
+        <w:rPr>
+          <w:rFonts w:ascii="Times New Roman" w:hAnsi="Times New Roman" w:cs="Times New Roman"/>
+        </w:rPr>
+        <w:t>from which</w:t>
+      </w:r>
+      <w:r>
+        <w:rPr>
+          <w:rFonts w:ascii="Times New Roman" w:hAnsi="Times New Roman" w:cs="Times New Roman"/>
+        </w:rPr>
+        <w:t xml:space="preserve"> we could all learn. Happy </w:t>
       </w:r>
       <w:r>
         <w:rPr>

--- a/Files/06 - Yom Tov/19 - Purim/5784/Purim 5784.docx
+++ b/Files/06 - Yom Tov/19 - Purim/5784/Purim 5784.docx
@@ -869,7 +869,19 @@
         <w:rPr>
           <w:rFonts w:ascii="Times New Roman" w:hAnsi="Times New Roman" w:cs="Times New Roman"/>
         </w:rPr>
-        <w:t xml:space="preserve"> (8:14) </w:t>
+        <w:t xml:space="preserve"> (8:1</w:t>
+      </w:r>
+      <w:r>
+        <w:rPr>
+          <w:rFonts w:ascii="Times New Roman" w:hAnsi="Times New Roman" w:cs="Times New Roman"/>
+        </w:rPr>
+        <w:t>5</w:t>
+      </w:r>
+      <w:r>
+        <w:rPr>
+          <w:rFonts w:ascii="Times New Roman" w:hAnsi="Times New Roman" w:cs="Times New Roman"/>
+        </w:rPr>
+        <w:t xml:space="preserve">) </w:t>
       </w:r>
       <w:r>
         <w:rPr>
